--- a/doc/詩/唐朝/賀知章/賀知章-回鄉偶書二首.docx
+++ b/doc/詩/唐朝/賀知章/賀知章-回鄉偶書二首.docx
@@ -1,6 +1,6 @@
 
 <file path=word/document.xml><?xml version="1.0" encoding="utf-8"?>
-<w:document xmlns:wpc="http://schemas.microsoft.com/office/word/2010/wordprocessingCanvas" xmlns:cx="http://schemas.microsoft.com/office/drawing/2014/chartex" xmlns:cx1="http://schemas.microsoft.com/office/drawing/2015/9/8/chartex" xmlns:cx2="http://schemas.microsoft.com/office/drawing/2015/10/21/chartex" xmlns:cx3="http://schemas.microsoft.com/office/drawing/2016/5/9/chartex" xmlns:cx4="http://schemas.microsoft.com/office/drawing/2016/5/10/chartex" xmlns:cx5="http://schemas.microsoft.com/office/drawing/2016/5/11/chartex" xmlns:cx6="http://schemas.microsoft.com/office/drawing/2016/5/12/chartex" xmlns:cx7="http://schemas.microsoft.com/office/drawing/2016/5/13/chartex" xmlns:cx8="http://schemas.microsoft.com/office/drawing/2016/5/14/chartex" xmlns:mc="http://schemas.openxmlformats.org/markup-compatibility/2006" xmlns:aink="http://schemas.microsoft.com/office/drawing/2016/ink" xmlns:am3d="http://schemas.microsoft.com/office/drawing/2017/model3d" xmlns:o="urn:schemas-microsoft-com:office:office" xmlns:oel="http://schemas.microsoft.com/office/2019/extlst" xmlns:r="http://schemas.openxmlformats.org/officeDocument/2006/relationships" xmlns:m="http://schemas.openxmlformats.org/officeDocument/2006/math" xmlns:v="urn:schemas-microsoft-com:vml" xmlns:wp14="http://schemas.microsoft.com/office/word/2010/wordprocessingDrawing" xmlns:wp="http://schemas.openxmlformats.org/drawingml/2006/wordprocessingDrawing" xmlns:w10="urn:schemas-microsoft-com:office:word" xmlns:w="http://schemas.openxmlformats.org/wordprocessingml/2006/main" xmlns:w14="http://schemas.microsoft.com/office/word/2010/wordml" xmlns:w15="http://schemas.microsoft.com/office/word/2012/wordml" xmlns:w16cex="http://schemas.microsoft.com/office/word/2018/wordml/cex" xmlns:w16cid="http://schemas.microsoft.com/office/word/2016/wordml/cid" xmlns:w16="http://schemas.microsoft.com/office/word/2018/wordml" xmlns:w16du="http://schemas.microsoft.com/office/word/2023/wordml/word16du" xmlns:w16sdtdh="http://schemas.microsoft.com/office/word/2020/wordml/sdtdatahash" xmlns:w16se="http://schemas.microsoft.com/office/word/2015/wordml/symex" xmlns:wpg="http://schemas.microsoft.com/office/word/2010/wordprocessingGroup" xmlns:wpi="http://schemas.microsoft.com/office/word/2010/wordprocessingInk" xmlns:wne="http://schemas.microsoft.com/office/word/2006/wordml" xmlns:wps="http://schemas.microsoft.com/office/word/2010/wordprocessingShape" mc:Ignorable="w14 w15 w16se w16cid w16 w16cex w16sdtdh wp14">
+<w:document xmlns:wpc="http://schemas.microsoft.com/office/word/2010/wordprocessingCanvas" xmlns:cx="http://schemas.microsoft.com/office/drawing/2014/chartex" xmlns:cx1="http://schemas.microsoft.com/office/drawing/2015/9/8/chartex" xmlns:cx2="http://schemas.microsoft.com/office/drawing/2015/10/21/chartex" xmlns:cx3="http://schemas.microsoft.com/office/drawing/2016/5/9/chartex" xmlns:cx4="http://schemas.microsoft.com/office/drawing/2016/5/10/chartex" xmlns:cx5="http://schemas.microsoft.com/office/drawing/2016/5/11/chartex" xmlns:cx6="http://schemas.microsoft.com/office/drawing/2016/5/12/chartex" xmlns:cx7="http://schemas.microsoft.com/office/drawing/2016/5/13/chartex" xmlns:cx8="http://schemas.microsoft.com/office/drawing/2016/5/14/chartex" xmlns:mc="http://schemas.openxmlformats.org/markup-compatibility/2006" xmlns:aink="http://schemas.microsoft.com/office/drawing/2016/ink" xmlns:am3d="http://schemas.microsoft.com/office/drawing/2017/model3d" xmlns:o="urn:schemas-microsoft-com:office:office" xmlns:r="http://schemas.openxmlformats.org/officeDocument/2006/relationships" xmlns:m="http://schemas.openxmlformats.org/officeDocument/2006/math" xmlns:v="urn:schemas-microsoft-com:vml" xmlns:wp14="http://schemas.microsoft.com/office/word/2010/wordprocessingDrawing" xmlns:wp="http://schemas.openxmlformats.org/drawingml/2006/wordprocessingDrawing" xmlns:w10="urn:schemas-microsoft-com:office:word" xmlns:w="http://schemas.openxmlformats.org/wordprocessingml/2006/main" xmlns:w14="http://schemas.microsoft.com/office/word/2010/wordml" xmlns:w15="http://schemas.microsoft.com/office/word/2012/wordml" xmlns:w16cex="http://schemas.microsoft.com/office/word/2018/wordml/cex" xmlns:w16cid="http://schemas.microsoft.com/office/word/2016/wordml/cid" xmlns:w16="http://schemas.microsoft.com/office/word/2018/wordml" xmlns:w16sdtdh="http://schemas.microsoft.com/office/word/2020/wordml/sdtdatahash" xmlns:w16se="http://schemas.microsoft.com/office/word/2015/wordml/symex" xmlns:wpg="http://schemas.microsoft.com/office/word/2010/wordprocessingGroup" xmlns:wpi="http://schemas.microsoft.com/office/word/2010/wordprocessingInk" xmlns:wne="http://schemas.microsoft.com/office/word/2006/wordml" xmlns:wps="http://schemas.microsoft.com/office/word/2010/wordprocessingShape" mc:Ignorable="w14 w15 w16se w16cid w16 w16cex w16sdtdh wp14">
   <w:body>
     <w:p>
       <w:pPr>
@@ -11,7 +11,6 @@
         </w:rPr>
       </w:pPr>
       <w:bookmarkStart w:id="0" w:name="_Hlk110179554"/>
-      <w:proofErr w:type="gramStart"/>
       <w:r>
         <w:rPr>
           <w:rFonts w:hint="eastAsia"/>
@@ -19,7 +18,6 @@
         </w:rPr>
         <w:t>賀知章</w:t>
       </w:r>
-      <w:proofErr w:type="gramEnd"/>
       <w:r>
         <w:rPr>
           <w:sz w:val="52"/>
@@ -58,7 +56,7 @@
           <w:rFonts w:hint="eastAsia"/>
           <w:sz w:val="32"/>
         </w:rPr>
-        <w:t xml:space="preserve">         </w:t>
+        <w:t xml:space="preserve">    </w:t>
       </w:r>
       <w:r>
         <w:rPr>
@@ -102,13 +100,6 @@
           <w:sz w:val="30"/>
           <w:szCs w:val="30"/>
         </w:rPr>
-        <w:sectPr>
-          <w:footerReference w:type="default" r:id="rId8"/>
-          <w:pgSz w:w="11906" w:h="16838"/>
-          <w:pgMar w:top="567" w:right="851" w:bottom="567" w:left="851" w:header="567" w:footer="0" w:gutter="0"/>
-          <w:cols w:space="720"/>
-          <w:docGrid w:linePitch="381"/>
-        </w:sectPr>
       </w:pPr>
       <w:r>
         <w:rPr>
@@ -164,7 +155,7 @@
           <w:numId w:val="13"/>
         </w:numPr>
         <w:spacing w:after="0" w:line="480" w:lineRule="exact"/>
-        <w:ind w:leftChars="0" w:right="0"/>
+        <w:ind w:leftChars="0" w:left="284" w:right="0" w:hanging="284"/>
         <w:rPr>
           <w:rFonts w:cs="Arial"/>
           <w:color w:val="0F0F0F"/>
@@ -198,6 +189,15 @@
           <w:spacing w:val="-14"/>
           <w:szCs w:val="28"/>
         </w:rPr>
+        <w:t>因為有所感，</w:t>
+      </w:r>
+      <w:r>
+        <w:rPr>
+          <w:rFonts w:cs="Arial" w:hint="eastAsia"/>
+          <w:color w:val="0F0F0F"/>
+          <w:spacing w:val="-14"/>
+          <w:szCs w:val="28"/>
+        </w:rPr>
         <w:t>偶然</w:t>
       </w:r>
       <w:r>
@@ -208,26 +208,6 @@
           <w:szCs w:val="28"/>
         </w:rPr>
         <w:t>寫的詩。</w:t>
-      </w:r>
-      <w:proofErr w:type="gramStart"/>
-      <w:r>
-        <w:rPr>
-          <w:rFonts w:cs="Arial"/>
-          <w:color w:val="0F0F0F"/>
-          <w:spacing w:val="-14"/>
-          <w:szCs w:val="28"/>
-        </w:rPr>
-        <w:t>偶</w:t>
-      </w:r>
-      <w:proofErr w:type="gramEnd"/>
-      <w:r>
-        <w:rPr>
-          <w:rFonts w:cs="Arial"/>
-          <w:color w:val="0F0F0F"/>
-          <w:spacing w:val="-14"/>
-          <w:szCs w:val="28"/>
-        </w:rPr>
-        <w:t>：說明詩寫作得很偶然，是隨時有所見、有所感就寫下來的。</w:t>
       </w:r>
     </w:p>
     <w:p>
@@ -238,7 +218,7 @@
           <w:numId w:val="13"/>
         </w:numPr>
         <w:spacing w:after="0" w:line="480" w:lineRule="exact"/>
-        <w:ind w:leftChars="0" w:right="0"/>
+        <w:ind w:leftChars="0" w:left="284" w:right="0" w:hanging="284"/>
         <w:rPr>
           <w:rFonts w:cs="Arial"/>
           <w:color w:val="0F0F0F"/>
@@ -253,6 +233,7 @@
         </w:rPr>
         <w:t>少小離家：</w:t>
       </w:r>
+      <w:proofErr w:type="gramStart"/>
       <w:r>
         <w:rPr>
           <w:rFonts w:cs="Arial"/>
@@ -262,83 +243,14 @@
         </w:rPr>
         <w:t>賀知章</w:t>
       </w:r>
+      <w:proofErr w:type="gramEnd"/>
       <w:r>
         <w:rPr>
           <w:rFonts w:cs="Arial"/>
           <w:color w:val="0F0F0F"/>
           <w:szCs w:val="28"/>
         </w:rPr>
-        <w:t>三十七歲中進士，在此以前就離開家鄉。老大：年紀大了。</w:t>
-      </w:r>
-      <w:proofErr w:type="gramStart"/>
-      <w:r>
-        <w:rPr>
-          <w:rFonts w:cs="Arial"/>
-          <w:color w:val="0F0F0F"/>
-          <w:szCs w:val="28"/>
-          <w:u w:val="single"/>
-        </w:rPr>
-        <w:t>賀知章</w:t>
-      </w:r>
-      <w:proofErr w:type="gramEnd"/>
-      <w:r>
-        <w:rPr>
-          <w:rFonts w:cs="Arial"/>
-          <w:color w:val="0F0F0F"/>
-          <w:szCs w:val="28"/>
-        </w:rPr>
-        <w:t>回鄉時已年逾</w:t>
-      </w:r>
-      <w:r>
-        <w:rPr>
-          <w:rFonts w:hint="eastAsia"/>
-          <w:sz w:val="16"/>
-          <w:szCs w:val="16"/>
-        </w:rPr>
-        <w:t>（</w:t>
-      </w:r>
-      <w:proofErr w:type="gramStart"/>
-      <w:r>
-        <w:rPr>
-          <w:rFonts w:hint="eastAsia"/>
-          <w:color w:val="FF0000"/>
-          <w:sz w:val="16"/>
-          <w:szCs w:val="16"/>
-        </w:rPr>
-        <w:t>ㄩˊ</w:t>
-      </w:r>
-      <w:proofErr w:type="gramEnd"/>
-      <w:r>
-        <w:rPr>
-          <w:rFonts w:hint="eastAsia"/>
-          <w:sz w:val="16"/>
-          <w:szCs w:val="16"/>
-        </w:rPr>
-        <w:t>）</w:t>
-      </w:r>
-      <w:r>
-        <w:rPr>
-          <w:rFonts w:cs="Arial"/>
-          <w:color w:val="0F0F0F"/>
-          <w:szCs w:val="28"/>
-        </w:rPr>
-        <w:t>八十</w:t>
-      </w:r>
-      <w:r>
-        <w:rPr>
-          <w:rFonts w:cs="Arial" w:hint="eastAsia"/>
-          <w:color w:val="0F0F0F"/>
-          <w:szCs w:val="28"/>
-        </w:rPr>
-        <w:t>六</w:t>
-      </w:r>
-      <w:r>
-        <w:rPr>
-          <w:rFonts w:cs="Arial"/>
-          <w:color w:val="0F0F0F"/>
-          <w:szCs w:val="28"/>
-        </w:rPr>
-        <w:t>。</w:t>
+        <w:t>三十七歲中進士，在此以前就離開家鄉。</w:t>
       </w:r>
     </w:p>
     <w:p>
@@ -349,7 +261,7 @@
           <w:numId w:val="13"/>
         </w:numPr>
         <w:spacing w:after="0" w:line="480" w:lineRule="exact"/>
-        <w:ind w:leftChars="0" w:right="0"/>
+        <w:ind w:leftChars="0" w:left="284" w:right="0" w:hanging="284"/>
         <w:rPr>
           <w:rFonts w:cs="Arial"/>
           <w:color w:val="0F0F0F"/>
@@ -360,64 +272,32 @@
         <w:rPr>
           <w:rFonts w:cs="Arial"/>
           <w:color w:val="0F0F0F"/>
-          <w:spacing w:val="-6"/>
-          <w:szCs w:val="28"/>
-        </w:rPr>
-        <w:t>鄉音：家鄉的口音。無改：沒什麼變化。</w:t>
+          <w:szCs w:val="28"/>
+        </w:rPr>
+        <w:t>老大：年紀大了。</w:t>
       </w:r>
       <w:proofErr w:type="gramStart"/>
       <w:r>
         <w:rPr>
           <w:rFonts w:cs="Arial"/>
           <w:color w:val="0F0F0F"/>
-          <w:spacing w:val="-6"/>
-          <w:szCs w:val="28"/>
-        </w:rPr>
-        <w:t>一</w:t>
+          <w:szCs w:val="28"/>
+          <w:u w:val="single"/>
+        </w:rPr>
+        <w:t>賀知章</w:t>
       </w:r>
       <w:proofErr w:type="gramEnd"/>
       <w:r>
         <w:rPr>
           <w:rFonts w:cs="Arial"/>
           <w:color w:val="0F0F0F"/>
-          <w:spacing w:val="-6"/>
-          <w:szCs w:val="28"/>
-        </w:rPr>
-        <w:t>作“難改”。鬢毛：額角邊靠近耳朵的頭髮。</w:t>
-      </w:r>
-      <w:proofErr w:type="gramStart"/>
-      <w:r>
-        <w:rPr>
-          <w:rFonts w:cs="Arial"/>
-          <w:color w:val="0F0F0F"/>
-          <w:spacing w:val="-6"/>
-          <w:szCs w:val="28"/>
-        </w:rPr>
-        <w:t>一</w:t>
-      </w:r>
-      <w:proofErr w:type="gramEnd"/>
-      <w:r>
-        <w:rPr>
-          <w:rFonts w:cs="Arial"/>
-          <w:color w:val="0F0F0F"/>
-          <w:spacing w:val="-6"/>
-          <w:szCs w:val="28"/>
-        </w:rPr>
-        <w:t>作“面毛”。</w:t>
-      </w:r>
-      <w:r>
-        <w:rPr>
-          <w:rFonts w:cs="Arial"/>
-          <w:b/>
-          <w:bCs/>
-          <w:color w:val="auto"/>
-          <w:spacing w:val="-6"/>
-          <w:szCs w:val="28"/>
-        </w:rPr>
-        <w:t>衰</w:t>
-      </w:r>
-      <w:r>
-        <w:rPr>
+          <w:szCs w:val="28"/>
+        </w:rPr>
+        <w:t>回鄉時已年逾</w:t>
+      </w:r>
+      <w:r>
+        <w:rPr>
+          <w:rFonts w:hint="eastAsia"/>
           <w:sz w:val="16"/>
           <w:szCs w:val="16"/>
         </w:rPr>
@@ -431,11 +311,12 @@
           <w:sz w:val="16"/>
           <w:szCs w:val="16"/>
         </w:rPr>
-        <w:t>ㄘㄨㄟ</w:t>
+        <w:t>ㄩˊ</w:t>
       </w:r>
       <w:proofErr w:type="gramEnd"/>
       <w:r>
         <w:rPr>
+          <w:rFonts w:hint="eastAsia"/>
           <w:sz w:val="16"/>
           <w:szCs w:val="16"/>
         </w:rPr>
@@ -445,10 +326,43 @@
         <w:rPr>
           <w:rFonts w:cs="Arial"/>
           <w:color w:val="0F0F0F"/>
-          <w:spacing w:val="-6"/>
-          <w:szCs w:val="28"/>
-        </w:rPr>
-        <w:t>：減少，疏落。鬢毛衰：指鬢毛減少，疏落。</w:t>
+          <w:szCs w:val="28"/>
+        </w:rPr>
+        <w:t>八十</w:t>
+      </w:r>
+      <w:r>
+        <w:rPr>
+          <w:rFonts w:cs="Arial" w:hint="eastAsia"/>
+          <w:color w:val="0F0F0F"/>
+          <w:szCs w:val="28"/>
+        </w:rPr>
+        <w:t>六</w:t>
+      </w:r>
+      <w:r>
+        <w:rPr>
+          <w:rFonts w:cs="Arial"/>
+          <w:color w:val="0F0F0F"/>
+          <w:szCs w:val="28"/>
+        </w:rPr>
+        <w:t>。</w:t>
+      </w:r>
+      <w:proofErr w:type="gramStart"/>
+      <w:r>
+        <w:rPr>
+          <w:rFonts w:cs="Arial"/>
+          <w:color w:val="0F0F0F"/>
+          <w:szCs w:val="28"/>
+        </w:rPr>
+        <w:t>逾</w:t>
+      </w:r>
+      <w:proofErr w:type="gramEnd"/>
+      <w:r>
+        <w:rPr>
+          <w:rFonts w:cs="Arial" w:hint="eastAsia"/>
+          <w:color w:val="0F0F0F"/>
+          <w:szCs w:val="28"/>
+        </w:rPr>
+        <w:t>：越過、超越。</w:t>
       </w:r>
     </w:p>
     <w:p>
@@ -459,7 +373,7 @@
           <w:numId w:val="13"/>
         </w:numPr>
         <w:spacing w:after="0" w:line="480" w:lineRule="exact"/>
-        <w:ind w:leftChars="0" w:right="0"/>
+        <w:ind w:leftChars="0" w:left="284" w:right="0" w:hanging="284"/>
         <w:rPr>
           <w:rFonts w:cs="Arial"/>
           <w:color w:val="0F0F0F"/>
@@ -470,27 +384,10 @@
         <w:rPr>
           <w:rFonts w:cs="Arial"/>
           <w:color w:val="0F0F0F"/>
-          <w:szCs w:val="28"/>
-        </w:rPr>
-        <w:t>相見：即看見我；相：帶有</w:t>
-      </w:r>
-      <w:proofErr w:type="gramStart"/>
-      <w:r>
-        <w:rPr>
-          <w:rFonts w:cs="Arial"/>
-          <w:color w:val="0F0F0F"/>
-          <w:szCs w:val="28"/>
-        </w:rPr>
-        <w:t>指代性</w:t>
-      </w:r>
-      <w:proofErr w:type="gramEnd"/>
-      <w:r>
-        <w:rPr>
-          <w:rFonts w:cs="Arial"/>
-          <w:color w:val="0F0F0F"/>
-          <w:szCs w:val="28"/>
-        </w:rPr>
-        <w:t>的副詞。不相識：即不認識我。</w:t>
+          <w:spacing w:val="-6"/>
+          <w:szCs w:val="28"/>
+        </w:rPr>
+        <w:t>鄉音：家鄉的口音。無改：沒什麼變化。</w:t>
       </w:r>
     </w:p>
     <w:p>
@@ -501,7 +398,7 @@
           <w:numId w:val="13"/>
         </w:numPr>
         <w:spacing w:after="0" w:line="480" w:lineRule="exact"/>
-        <w:ind w:leftChars="0" w:right="0"/>
+        <w:ind w:leftChars="0" w:left="284" w:right="0" w:hanging="284"/>
         <w:rPr>
           <w:rFonts w:cs="Arial"/>
           <w:color w:val="0F0F0F"/>
@@ -512,9 +409,10 @@
         <w:rPr>
           <w:rFonts w:cs="Arial"/>
           <w:color w:val="0F0F0F"/>
-          <w:szCs w:val="28"/>
-        </w:rPr>
-        <w:t>笑問：一本作“卻問”，一本作“借問”。</w:t>
+          <w:spacing w:val="-6"/>
+          <w:szCs w:val="28"/>
+        </w:rPr>
+        <w:t>鬢毛：額角邊靠近耳朵的頭髮。</w:t>
       </w:r>
     </w:p>
     <w:p>
@@ -525,52 +423,55 @@
           <w:numId w:val="13"/>
         </w:numPr>
         <w:spacing w:after="0" w:line="480" w:lineRule="exact"/>
-        <w:ind w:leftChars="0" w:right="0"/>
-        <w:rPr>
-          <w:szCs w:val="28"/>
-        </w:rPr>
-      </w:pPr>
-      <w:r>
-        <w:rPr>
-          <w:rFonts w:hint="eastAsia"/>
-          <w:szCs w:val="28"/>
-        </w:rPr>
-        <w:t>消磨：</w:t>
-      </w:r>
-    </w:p>
-    <w:p>
-      <w:pPr>
-        <w:pStyle w:val="a9"/>
-        <w:spacing w:after="0" w:line="480" w:lineRule="exact"/>
-        <w:ind w:leftChars="0" w:right="0" w:firstLine="0"/>
-        <w:rPr>
-          <w:szCs w:val="28"/>
-        </w:rPr>
-      </w:pPr>
-      <w:r>
-        <w:rPr>
-          <w:rFonts w:hint="eastAsia"/>
-          <w:szCs w:val="28"/>
-        </w:rPr>
-        <w:t>漸漸耗減。【例】漫長的等待，把他的耐性都給消磨殆盡了。</w:t>
-      </w:r>
-    </w:p>
-    <w:p>
-      <w:pPr>
-        <w:pStyle w:val="a9"/>
-        <w:spacing w:after="0" w:line="480" w:lineRule="exact"/>
-        <w:ind w:leftChars="0" w:right="0" w:firstLine="0"/>
-        <w:rPr>
-          <w:rFonts w:hint="eastAsia"/>
-          <w:szCs w:val="28"/>
-        </w:rPr>
-      </w:pPr>
-      <w:r>
-        <w:rPr>
-          <w:rFonts w:hint="eastAsia"/>
-          <w:szCs w:val="28"/>
-        </w:rPr>
-        <w:t>排遣。【例】為了消磨時間，她決定去學插花。</w:t>
+        <w:ind w:leftChars="0" w:left="284" w:right="0" w:hanging="284"/>
+        <w:rPr>
+          <w:rFonts w:cs="Arial"/>
+          <w:color w:val="0F0F0F"/>
+          <w:szCs w:val="28"/>
+        </w:rPr>
+      </w:pPr>
+      <w:r>
+        <w:rPr>
+          <w:rFonts w:cs="Arial"/>
+          <w:color w:val="auto"/>
+          <w:spacing w:val="-6"/>
+          <w:szCs w:val="28"/>
+        </w:rPr>
+        <w:t>衰</w:t>
+      </w:r>
+      <w:r>
+        <w:rPr>
+          <w:sz w:val="16"/>
+          <w:szCs w:val="16"/>
+        </w:rPr>
+        <w:t>（</w:t>
+      </w:r>
+      <w:proofErr w:type="gramStart"/>
+      <w:r>
+        <w:rPr>
+          <w:rFonts w:hint="eastAsia"/>
+          <w:color w:val="FF0000"/>
+          <w:sz w:val="16"/>
+          <w:szCs w:val="16"/>
+        </w:rPr>
+        <w:t>ㄘㄨㄟ</w:t>
+      </w:r>
+      <w:proofErr w:type="gramEnd"/>
+      <w:r>
+        <w:rPr>
+          <w:sz w:val="16"/>
+          <w:szCs w:val="16"/>
+        </w:rPr>
+        <w:t>）</w:t>
+      </w:r>
+      <w:r>
+        <w:rPr>
+          <w:rFonts w:cs="Arial"/>
+          <w:color w:val="0F0F0F"/>
+          <w:spacing w:val="-6"/>
+          <w:szCs w:val="28"/>
+        </w:rPr>
+        <w:t>：減少，疏落。</w:t>
       </w:r>
     </w:p>
     <w:p>
@@ -581,7 +482,70 @@
           <w:numId w:val="13"/>
         </w:numPr>
         <w:spacing w:after="0" w:line="480" w:lineRule="exact"/>
+        <w:ind w:leftChars="0" w:left="284" w:right="0" w:hanging="284"/>
+        <w:rPr>
+          <w:szCs w:val="28"/>
+        </w:rPr>
+      </w:pPr>
+      <w:r>
+        <w:rPr>
+          <w:rFonts w:hint="eastAsia"/>
+          <w:szCs w:val="28"/>
+        </w:rPr>
+        <w:t>消磨</w:t>
+      </w:r>
+    </w:p>
+    <w:p>
+      <w:pPr>
+        <w:pStyle w:val="a9"/>
+        <w:numPr>
+          <w:ilvl w:val="0"/>
+          <w:numId w:val="15"/>
+        </w:numPr>
+        <w:spacing w:after="0" w:line="480" w:lineRule="exact"/>
         <w:ind w:leftChars="0" w:right="0"/>
+        <w:rPr>
+          <w:szCs w:val="28"/>
+        </w:rPr>
+      </w:pPr>
+      <w:r>
+        <w:rPr>
+          <w:rFonts w:hint="eastAsia"/>
+          <w:szCs w:val="28"/>
+        </w:rPr>
+        <w:t>漸漸耗減。【例】漫長的等待，把他的耐性都給消磨殆盡了。</w:t>
+      </w:r>
+    </w:p>
+    <w:p>
+      <w:pPr>
+        <w:pStyle w:val="a9"/>
+        <w:numPr>
+          <w:ilvl w:val="0"/>
+          <w:numId w:val="15"/>
+        </w:numPr>
+        <w:spacing w:after="0" w:line="480" w:lineRule="exact"/>
+        <w:ind w:leftChars="0" w:right="0"/>
+        <w:rPr>
+          <w:szCs w:val="28"/>
+        </w:rPr>
+      </w:pPr>
+      <w:r>
+        <w:rPr>
+          <w:rFonts w:hint="eastAsia"/>
+          <w:szCs w:val="28"/>
+        </w:rPr>
+        <w:t>排遣。【例】為了消磨時間，她決定去學插花。</w:t>
+      </w:r>
+    </w:p>
+    <w:p>
+      <w:pPr>
+        <w:pStyle w:val="a9"/>
+        <w:numPr>
+          <w:ilvl w:val="0"/>
+          <w:numId w:val="13"/>
+        </w:numPr>
+        <w:spacing w:after="0" w:line="480" w:lineRule="exact"/>
+        <w:ind w:leftChars="0" w:left="284" w:right="0" w:hanging="284"/>
         <w:rPr>
           <w:szCs w:val="28"/>
         </w:rPr>
@@ -764,372 +728,259 @@
         <w:spacing w:beforeLines="50" w:before="120" w:after="0" w:line="480" w:lineRule="exact"/>
         <w:ind w:left="0" w:right="0" w:firstLine="0"/>
         <w:rPr>
-          <w:szCs w:val="28"/>
-        </w:rPr>
-        <w:sectPr>
-          <w:type w:val="continuous"/>
-          <w:pgSz w:w="11906" w:h="16838"/>
-          <w:pgMar w:top="567" w:right="851" w:bottom="567" w:left="851" w:header="720" w:footer="720" w:gutter="0"/>
-          <w:cols w:space="720"/>
-        </w:sectPr>
-      </w:pPr>
-      <w:r>
-        <w:rPr>
           <w:sz w:val="32"/>
           <w:szCs w:val="32"/>
           <w:bdr w:val="single" w:sz="4" w:space="0" w:color="auto"/>
         </w:rPr>
-        <w:t>語譯</w:t>
-      </w:r>
-      <w:r>
-        <w:rPr>
-          <w:rFonts w:hint="eastAsia"/>
-          <w:sz w:val="32"/>
-          <w:szCs w:val="32"/>
-        </w:rPr>
-        <w:t xml:space="preserve"> </w:t>
-      </w:r>
-      <w:r>
-        <w:rPr>
-          <w:rFonts w:hint="eastAsia"/>
-          <w:szCs w:val="28"/>
-        </w:rPr>
-        <w:t>(資料來源：</w:t>
-      </w:r>
-      <w:hyperlink r:id="rId9" w:history="1">
-        <w:r>
-          <w:rPr>
-            <w:rStyle w:val="a7"/>
-            <w:szCs w:val="28"/>
-          </w:rPr>
-          <w:t>https://bit.ly/3RHIZd9</w:t>
-        </w:r>
-      </w:hyperlink>
-      <w:r>
-        <w:rPr>
-          <w:rFonts w:hint="eastAsia"/>
-          <w:szCs w:val="28"/>
-        </w:rPr>
-        <w:t>)</w:t>
-      </w:r>
-    </w:p>
-    <w:p>
-      <w:pPr>
-        <w:spacing w:after="0" w:line="480" w:lineRule="exact"/>
-        <w:ind w:left="-6" w:right="0" w:hanging="11"/>
-        <w:rPr>
-          <w:szCs w:val="28"/>
-        </w:rPr>
-      </w:pPr>
-      <w:r>
-        <w:rPr>
-          <w:rFonts w:hint="eastAsia"/>
-          <w:szCs w:val="28"/>
-        </w:rPr>
-        <w:t xml:space="preserve">　　</w:t>
-      </w:r>
-      <w:r>
-        <w:rPr>
-          <w:rFonts w:hint="eastAsia"/>
-          <w:szCs w:val="28"/>
-        </w:rPr>
-        <w:t>我在年少時離開家鄉，到了</w:t>
-      </w:r>
-      <w:r>
-        <w:rPr>
-          <w:rFonts w:hint="eastAsia"/>
-          <w:b/>
-          <w:bCs/>
-          <w:szCs w:val="28"/>
-        </w:rPr>
-        <w:t>遲暮之年</w:t>
-      </w:r>
-      <w:r>
-        <w:rPr>
-          <w:rFonts w:hint="eastAsia"/>
-          <w:szCs w:val="28"/>
-        </w:rPr>
-        <w:t xml:space="preserve">（很老的時候）才回來。我的家鄉的口音雖未改變，但鬢角的毛髮卻已經斑白。兒童們看見我，沒有一個認識的。他們笑著詢問：這客人是從哪裡來的呀？　</w:t>
-      </w:r>
-    </w:p>
-    <w:p>
-      <w:pPr>
-        <w:spacing w:after="0" w:line="480" w:lineRule="exact"/>
-        <w:ind w:left="-6" w:right="0" w:hanging="11"/>
-        <w:rPr>
-          <w:szCs w:val="28"/>
-        </w:rPr>
-      </w:pPr>
-      <w:r>
-        <w:rPr>
-          <w:rFonts w:hint="eastAsia"/>
-          <w:szCs w:val="28"/>
-        </w:rPr>
-        <w:t xml:space="preserve">　　</w:t>
-      </w:r>
-      <w:r>
-        <w:rPr>
-          <w:rFonts w:hint="eastAsia"/>
-          <w:szCs w:val="28"/>
-        </w:rPr>
-        <w:t>我離別家鄉的時間已經很長了，回家後才感覺到家鄉的人事變遷實在是太大了。只有門前</w:t>
-      </w:r>
-      <w:proofErr w:type="gramStart"/>
-      <w:r>
-        <w:rPr>
-          <w:rFonts w:hint="eastAsia"/>
-          <w:szCs w:val="28"/>
-        </w:rPr>
-        <w:t>那</w:t>
-      </w:r>
-      <w:r>
-        <w:rPr>
-          <w:rFonts w:hint="eastAsia"/>
-          <w:szCs w:val="28"/>
-          <w:u w:val="single"/>
-        </w:rPr>
-        <w:t>鏡湖</w:t>
-      </w:r>
-      <w:r>
-        <w:rPr>
-          <w:rFonts w:hint="eastAsia"/>
-          <w:szCs w:val="28"/>
-        </w:rPr>
-        <w:t>的</w:t>
-      </w:r>
-      <w:proofErr w:type="gramEnd"/>
-      <w:r>
-        <w:rPr>
-          <w:rFonts w:hint="eastAsia"/>
-          <w:szCs w:val="28"/>
-        </w:rPr>
-        <w:t>碧水，在春風吹拂下</w:t>
-      </w:r>
-      <w:r>
-        <w:rPr>
-          <w:rFonts w:hint="eastAsia"/>
-          <w:b/>
-          <w:bCs/>
-          <w:szCs w:val="28"/>
-        </w:rPr>
-        <w:t>泛起</w:t>
-      </w:r>
-      <w:proofErr w:type="gramStart"/>
-      <w:r>
-        <w:rPr>
-          <w:rFonts w:hint="eastAsia"/>
-          <w:szCs w:val="28"/>
-        </w:rPr>
-        <w:t>一</w:t>
-      </w:r>
-      <w:proofErr w:type="gramEnd"/>
-      <w:r>
-        <w:rPr>
-          <w:rFonts w:hint="eastAsia"/>
-          <w:szCs w:val="28"/>
-        </w:rPr>
-        <w:t>圈一圈的</w:t>
-      </w:r>
-      <w:r>
-        <w:rPr>
-          <w:rFonts w:hint="eastAsia"/>
-          <w:b/>
-          <w:bCs/>
-          <w:szCs w:val="28"/>
-        </w:rPr>
-        <w:t>漣漪</w:t>
-      </w:r>
-      <w:r>
-        <w:rPr>
-          <w:rFonts w:hint="eastAsia"/>
-          <w:szCs w:val="28"/>
-        </w:rPr>
-        <w:t>，還和五十多年前一模一樣。</w:t>
-      </w:r>
-    </w:p>
-    <w:p>
-      <w:pPr>
-        <w:spacing w:beforeLines="50" w:before="120" w:after="0" w:line="440" w:lineRule="exact"/>
-        <w:ind w:left="-6" w:right="0" w:hanging="11"/>
+      </w:pPr>
+      <w:r>
         <w:rPr>
           <w:sz w:val="32"/>
           <w:szCs w:val="32"/>
           <w:bdr w:val="single" w:sz="4" w:space="0" w:color="auto"/>
         </w:rPr>
-      </w:pPr>
-      <w:r>
-        <w:rPr>
-          <w:rFonts w:hint="eastAsia"/>
+        <w:t>語譯</w:t>
+      </w:r>
+    </w:p>
+    <w:p>
+      <w:pPr>
+        <w:spacing w:after="0" w:line="480" w:lineRule="exact"/>
+        <w:ind w:left="0" w:right="0" w:firstLine="0"/>
+        <w:jc w:val="both"/>
+        <w:rPr>
+          <w:szCs w:val="28"/>
+        </w:rPr>
+      </w:pPr>
+      <w:r>
+        <w:rPr>
+          <w:rFonts w:hint="eastAsia"/>
+          <w:szCs w:val="28"/>
+        </w:rPr>
+        <w:t xml:space="preserve">　　</w:t>
+      </w:r>
+      <w:r>
+        <w:rPr>
+          <w:rFonts w:hint="eastAsia"/>
+          <w:szCs w:val="28"/>
+        </w:rPr>
+        <w:t>我年輕的時候離開家鄉，如今已經年老才回來。說話的家鄉口音依然沒有改變</w:t>
+      </w:r>
+      <w:r>
+        <w:rPr>
+          <w:szCs w:val="28"/>
+        </w:rPr>
+        <w:br/>
+      </w:r>
+      <w:r>
+        <w:rPr>
+          <w:rFonts w:hint="eastAsia"/>
+          <w:szCs w:val="28"/>
+        </w:rPr>
+        <w:t>，但</w:t>
+      </w:r>
+      <w:proofErr w:type="gramStart"/>
+      <w:r>
+        <w:rPr>
+          <w:rFonts w:hint="eastAsia"/>
+          <w:szCs w:val="28"/>
+        </w:rPr>
+        <w:t>兩鬢的頭髮</w:t>
+      </w:r>
+      <w:proofErr w:type="gramEnd"/>
+      <w:r>
+        <w:rPr>
+          <w:rFonts w:hint="eastAsia"/>
+          <w:szCs w:val="28"/>
+        </w:rPr>
+        <w:t>已經</w:t>
+      </w:r>
+      <w:r>
+        <w:rPr>
+          <w:rFonts w:hint="eastAsia"/>
+          <w:b/>
+          <w:bCs/>
+          <w:szCs w:val="28"/>
+        </w:rPr>
+        <w:t>斑白</w:t>
+      </w:r>
+      <w:r>
+        <w:rPr>
+          <w:rFonts w:hint="eastAsia"/>
+          <w:szCs w:val="28"/>
+        </w:rPr>
+        <w:t>稀少了。村裡的小孩子看到我卻認不出我是本地人，還笑著問：「這位客人是從哪裡來的呢？」</w:t>
+      </w:r>
+    </w:p>
+    <w:p>
+      <w:pPr>
+        <w:spacing w:after="0" w:line="480" w:lineRule="exact"/>
+        <w:ind w:left="-6" w:right="0" w:hanging="11"/>
+        <w:jc w:val="both"/>
+        <w:rPr>
+          <w:szCs w:val="28"/>
+        </w:rPr>
+      </w:pPr>
+      <w:r>
+        <w:rPr>
+          <w:rFonts w:hint="eastAsia"/>
+          <w:szCs w:val="28"/>
+        </w:rPr>
+        <w:t xml:space="preserve">　　</w:t>
+      </w:r>
+      <w:r>
+        <w:rPr>
+          <w:rFonts w:hint="eastAsia"/>
+          <w:szCs w:val="28"/>
+        </w:rPr>
+        <w:t>離開家鄉已經很多年了，回來之後才發現熟悉的人和事情大多都已經消失或改變了。只有家門前的</w:t>
+      </w:r>
+      <w:r>
+        <w:rPr>
+          <w:rFonts w:hint="eastAsia"/>
+          <w:szCs w:val="28"/>
+          <w:u w:val="single"/>
+        </w:rPr>
+        <w:t>鏡湖</w:t>
+      </w:r>
+      <w:r>
+        <w:rPr>
+          <w:rFonts w:hint="eastAsia"/>
+          <w:szCs w:val="28"/>
+        </w:rPr>
+        <w:t>水依然還在，春風吹拂時泛起的波紋，和從前一樣沒有改變。</w:t>
+      </w:r>
+    </w:p>
+    <w:p>
+      <w:pPr>
+        <w:spacing w:beforeLines="50" w:before="120" w:after="0" w:line="480" w:lineRule="exact"/>
+        <w:ind w:left="-6" w:right="0" w:hanging="11"/>
+        <w:jc w:val="both"/>
+        <w:rPr>
           <w:sz w:val="32"/>
           <w:szCs w:val="32"/>
           <w:bdr w:val="single" w:sz="4" w:space="0" w:color="auto"/>
         </w:rPr>
-        <w:t>創作背景</w:t>
-      </w:r>
-    </w:p>
-    <w:p>
-      <w:pPr>
-        <w:spacing w:after="0" w:line="480" w:lineRule="exact"/>
-        <w:ind w:left="-6" w:right="0" w:hanging="11"/>
-        <w:rPr>
-          <w:szCs w:val="28"/>
-        </w:rPr>
-      </w:pPr>
-      <w:r>
-        <w:rPr>
-          <w:rFonts w:hint="eastAsia"/>
-          <w:szCs w:val="28"/>
-        </w:rPr>
-        <w:t xml:space="preserve">　　</w:t>
-      </w:r>
-      <w:proofErr w:type="gramStart"/>
-      <w:r>
-        <w:rPr>
-          <w:rFonts w:hint="eastAsia"/>
-          <w:szCs w:val="28"/>
-          <w:u w:val="single"/>
-        </w:rPr>
-        <w:t>賀知章</w:t>
-      </w:r>
-      <w:proofErr w:type="gramEnd"/>
-      <w:r>
-        <w:rPr>
-          <w:rFonts w:hint="eastAsia"/>
-          <w:szCs w:val="28"/>
-        </w:rPr>
-        <w:t>在公元</w:t>
-      </w:r>
-      <w:r>
-        <w:rPr>
-          <w:szCs w:val="28"/>
-        </w:rPr>
-        <w:t>744年（</w:t>
-      </w:r>
-      <w:r>
-        <w:rPr>
-          <w:szCs w:val="28"/>
-          <w:u w:val="single"/>
-        </w:rPr>
-        <w:t>天寶</w:t>
-      </w:r>
-      <w:r>
-        <w:rPr>
-          <w:szCs w:val="28"/>
-        </w:rPr>
-        <w:t>三載），辭去朝廷官職，告老返回故鄉</w:t>
-      </w:r>
-      <w:r>
-        <w:rPr>
-          <w:szCs w:val="28"/>
-          <w:u w:val="single"/>
-        </w:rPr>
-        <w:t>越州</w:t>
-      </w:r>
-      <w:r>
-        <w:rPr>
-          <w:rFonts w:hint="eastAsia"/>
-          <w:szCs w:val="28"/>
-        </w:rPr>
-        <w:t xml:space="preserve"> </w:t>
-      </w:r>
-      <w:r>
-        <w:rPr>
-          <w:szCs w:val="28"/>
-          <w:u w:val="single"/>
-        </w:rPr>
-        <w:t>永興</w:t>
-      </w:r>
-      <w:r>
-        <w:rPr>
-          <w:szCs w:val="28"/>
-        </w:rPr>
-        <w:t>（今</w:t>
-      </w:r>
-      <w:r>
-        <w:rPr>
-          <w:szCs w:val="28"/>
-          <w:u w:val="single"/>
-        </w:rPr>
-        <w:t>浙江</w:t>
-      </w:r>
-      <w:r>
-        <w:rPr>
-          <w:rFonts w:hint="eastAsia"/>
-          <w:szCs w:val="28"/>
-        </w:rPr>
-        <w:t xml:space="preserve"> </w:t>
-      </w:r>
-      <w:r>
-        <w:rPr>
-          <w:szCs w:val="28"/>
-          <w:u w:val="single"/>
-        </w:rPr>
-        <w:t>蕭山</w:t>
-      </w:r>
-      <w:r>
-        <w:rPr>
-          <w:szCs w:val="28"/>
-        </w:rPr>
-        <w:t>），時已八十六歲，這時，距他中年離鄉已有五十多</w:t>
-      </w:r>
-      <w:proofErr w:type="gramStart"/>
-      <w:r>
-        <w:rPr>
-          <w:szCs w:val="28"/>
-        </w:rPr>
-        <w:t>個</w:t>
-      </w:r>
-      <w:proofErr w:type="gramEnd"/>
-      <w:r>
-        <w:rPr>
-          <w:szCs w:val="28"/>
-        </w:rPr>
-        <w:t>年頭了。</w:t>
-      </w:r>
-      <w:proofErr w:type="gramStart"/>
-      <w:r>
-        <w:rPr>
-          <w:szCs w:val="28"/>
-        </w:rPr>
-        <w:t>人生易老</w:t>
-      </w:r>
-      <w:proofErr w:type="gramEnd"/>
-      <w:r>
-        <w:rPr>
-          <w:szCs w:val="28"/>
-        </w:rPr>
-        <w:t>，世事滄桑，</w:t>
-      </w:r>
-      <w:r>
-        <w:rPr>
-          <w:rFonts w:hint="eastAsia"/>
-          <w:szCs w:val="28"/>
-        </w:rPr>
-        <w:t>心頭有無限感慨和思念。</w:t>
-      </w:r>
-    </w:p>
-    <w:p>
-      <w:pPr>
-        <w:spacing w:beforeLines="50" w:before="120" w:after="0" w:line="480" w:lineRule="exact"/>
-        <w:ind w:left="-6" w:right="0" w:hanging="11"/>
-        <w:rPr>
+      </w:pPr>
+      <w:r>
+        <w:rPr>
+          <w:rFonts w:hint="eastAsia"/>
           <w:sz w:val="32"/>
           <w:szCs w:val="32"/>
           <w:bdr w:val="single" w:sz="4" w:space="0" w:color="auto"/>
         </w:rPr>
-        <w:sectPr>
-          <w:type w:val="continuous"/>
-          <w:pgSz w:w="11906" w:h="16838"/>
-          <w:pgMar w:top="567" w:right="851" w:bottom="567" w:left="851" w:header="567" w:footer="283" w:gutter="0"/>
-          <w:cols w:space="720"/>
-          <w:docGrid w:linePitch="381"/>
-        </w:sectPr>
-      </w:pPr>
+        <w:t>創作背景</w:t>
+      </w:r>
     </w:p>
     <w:p>
       <w:pPr>
-        <w:spacing w:after="0" w:line="440" w:lineRule="exact"/>
+        <w:spacing w:after="0" w:line="480" w:lineRule="exact"/>
         <w:ind w:left="-6" w:right="0" w:hanging="11"/>
+        <w:jc w:val="both"/>
+        <w:rPr>
+          <w:szCs w:val="28"/>
+        </w:rPr>
+      </w:pPr>
+      <w:r>
+        <w:rPr>
+          <w:rFonts w:hint="eastAsia"/>
+          <w:szCs w:val="28"/>
+        </w:rPr>
+        <w:t xml:space="preserve">　　</w:t>
+      </w:r>
+      <w:r>
+        <w:rPr>
+          <w:rFonts w:hint="eastAsia"/>
+          <w:szCs w:val="28"/>
+          <w:u w:val="single"/>
+        </w:rPr>
+        <w:t>賀知章</w:t>
+      </w:r>
+      <w:r>
+        <w:rPr>
+          <w:rFonts w:hint="eastAsia"/>
+          <w:szCs w:val="28"/>
+        </w:rPr>
+        <w:t>在公元</w:t>
+      </w:r>
+      <w:r>
+        <w:rPr>
+          <w:szCs w:val="28"/>
+        </w:rPr>
+        <w:t>744年（</w:t>
+      </w:r>
+      <w:r>
+        <w:rPr>
+          <w:szCs w:val="28"/>
+          <w:u w:val="single"/>
+        </w:rPr>
+        <w:t>天寶</w:t>
+      </w:r>
+      <w:r>
+        <w:rPr>
+          <w:szCs w:val="28"/>
+        </w:rPr>
+        <w:t>三載）辭去朝廷的官職，因年事已高而返回故鄉</w:t>
+      </w:r>
+      <w:r>
+        <w:rPr>
+          <w:szCs w:val="28"/>
+          <w:u w:val="single"/>
+        </w:rPr>
+        <w:t>越州</w:t>
+      </w:r>
+      <w:r>
+        <w:rPr>
+          <w:rFonts w:hint="eastAsia"/>
+          <w:szCs w:val="28"/>
+        </w:rPr>
+        <w:t xml:space="preserve"> </w:t>
+      </w:r>
+      <w:r>
+        <w:rPr>
+          <w:szCs w:val="28"/>
+          <w:u w:val="single"/>
+        </w:rPr>
+        <w:t>永興</w:t>
+      </w:r>
+      <w:r>
+        <w:rPr>
+          <w:szCs w:val="28"/>
+        </w:rPr>
+        <w:t>（今</w:t>
+      </w:r>
+      <w:r>
+        <w:rPr>
+          <w:szCs w:val="28"/>
+          <w:u w:val="single"/>
+        </w:rPr>
+        <w:t>浙江</w:t>
+      </w:r>
+      <w:r>
+        <w:rPr>
+          <w:rFonts w:hint="eastAsia"/>
+          <w:szCs w:val="28"/>
+        </w:rPr>
+        <w:t xml:space="preserve"> </w:t>
+      </w:r>
+      <w:r>
+        <w:rPr>
+          <w:szCs w:val="28"/>
+          <w:u w:val="single"/>
+        </w:rPr>
+        <w:t>蕭山</w:t>
+      </w:r>
+      <w:r>
+        <w:rPr>
+          <w:szCs w:val="28"/>
+        </w:rPr>
+        <w:t>）。當時他已經八十六歲了，距離他中年離開家鄉外出做官，已經過了五十多年。經過漫長的人生歲月，重新回到故鄉，面對時光流逝與人事變遷，他的心中不禁充滿了許多感慨與對故鄉深深的思念。</w:t>
+      </w:r>
+    </w:p>
+    <w:p>
+      <w:pPr>
+        <w:spacing w:beforeLines="50" w:before="120" w:after="0" w:line="480" w:lineRule="exact"/>
+        <w:ind w:left="-6" w:right="0" w:hanging="11"/>
+        <w:jc w:val="both"/>
         <w:rPr>
           <w:sz w:val="32"/>
           <w:szCs w:val="32"/>
@@ -1143,7 +994,6 @@
           <w:szCs w:val="32"/>
           <w:bdr w:val="single" w:sz="4" w:space="0" w:color="auto"/>
         </w:rPr>
-        <w:lastRenderedPageBreak/>
         <w:t>賞析</w:t>
       </w:r>
     </w:p>
@@ -1151,6 +1001,7 @@
       <w:pPr>
         <w:spacing w:after="0" w:line="440" w:lineRule="exact"/>
         <w:ind w:left="-6" w:right="0" w:hanging="11"/>
+        <w:jc w:val="both"/>
         <w:rPr>
           <w:szCs w:val="28"/>
         </w:rPr>
@@ -1167,7 +1018,14 @@
           <w:rFonts w:hint="eastAsia"/>
           <w:szCs w:val="28"/>
         </w:rPr>
-        <w:t>《回鄉偶書二首》是</w:t>
+        <w:t>《回鄉偶書二首》</w:t>
+      </w:r>
+      <w:r>
+        <w:rPr>
+          <w:rFonts w:hint="eastAsia"/>
+          <w:szCs w:val="28"/>
+        </w:rPr>
+        <w:t>是</w:t>
       </w:r>
       <w:r>
         <w:rPr>
@@ -1197,44 +1055,24 @@
           <w:rFonts w:hint="eastAsia"/>
           <w:szCs w:val="28"/>
         </w:rPr>
-        <w:t>的組詩作品。這兩</w:t>
-      </w:r>
-      <w:proofErr w:type="gramStart"/>
-      <w:r>
-        <w:rPr>
-          <w:rFonts w:hint="eastAsia"/>
-          <w:szCs w:val="28"/>
-        </w:rPr>
-        <w:t>首詩雖是</w:t>
-      </w:r>
-      <w:proofErr w:type="gramEnd"/>
-      <w:r>
-        <w:rPr>
-          <w:rFonts w:hint="eastAsia"/>
-          <w:szCs w:val="28"/>
-        </w:rPr>
-        <w:t>作者晚年之作，但充滿生活情趣。第一首詩在抒發作者久客他鄉的傷感的同時，也寫出了久別回鄉的親切感</w:t>
-      </w:r>
-      <w:r>
-        <w:rPr>
-          <w:szCs w:val="28"/>
-        </w:rPr>
-        <w:t>;第二首詩抓住了家鄉的變與不變的對比，流露出作者對生活變遷、歲月滄桑、物是人非的感慨與無奈之情。</w:t>
+        <w:t>晚年辭官返鄉時所寫的作品。詩人年少離開家鄉，在外做官多年，直到年老才回到故里。長時間的離鄉，使他在重返故鄉時產生了深刻的感慨，因此寫下這兩首詩，抒發對歲月流逝與人事變遷的感受。</w:t>
       </w:r>
     </w:p>
     <w:p>
       <w:pPr>
         <w:spacing w:after="0" w:line="440" w:lineRule="exact"/>
         <w:ind w:left="-6" w:right="0" w:hanging="11"/>
-        <w:rPr>
-          <w:szCs w:val="28"/>
-        </w:rPr>
-      </w:pPr>
-      <w:r>
-        <w:rPr>
-          <w:rFonts w:hint="eastAsia"/>
-          <w:szCs w:val="28"/>
-        </w:rPr>
+        <w:jc w:val="both"/>
+        <w:rPr>
+          <w:szCs w:val="28"/>
+        </w:rPr>
+      </w:pPr>
+      <w:r>
+        <w:rPr>
+          <w:rFonts w:hint="eastAsia"/>
+          <w:szCs w:val="28"/>
+        </w:rPr>
+        <w:lastRenderedPageBreak/>
         <w:t xml:space="preserve">　　</w:t>
       </w:r>
       <w:r>
@@ -1242,21 +1080,131 @@
           <w:rFonts w:hint="eastAsia"/>
           <w:szCs w:val="28"/>
         </w:rPr>
-        <w:t>兒童「笑問客從何處來」，本來天真自然而無深意，但這淡淡一句問話，卻重重地敲打在作者心上，引發出無限的感慨：自</w:t>
-      </w:r>
-      <w:r>
-        <w:rPr>
-          <w:rFonts w:hint="eastAsia"/>
-          <w:szCs w:val="28"/>
-        </w:rPr>
-        <w:t>己</w:t>
-      </w:r>
-      <w:r>
-        <w:rPr>
-          <w:rFonts w:hint="eastAsia"/>
-          <w:szCs w:val="28"/>
-        </w:rPr>
-        <w:t>非但</w:t>
+        <w:t>第一首詩著重描寫詩人回到家鄉時的情景。「少小離家老大回，鄉音無改鬢毛衰</w:t>
+      </w:r>
+      <w:r>
+        <w:rPr>
+          <w:szCs w:val="28"/>
+        </w:rPr>
+        <w:br/>
+      </w:r>
+      <w:r>
+        <w:rPr>
+          <w:rFonts w:hint="eastAsia"/>
+          <w:szCs w:val="28"/>
+        </w:rPr>
+        <w:t>」兩句，以簡潔的語言對比出時間的巨大變化。詩人年輕時離開家鄉，如今年老才回來，雖然說話的鄉音依然沒有改變，但</w:t>
+      </w:r>
+      <w:proofErr w:type="gramStart"/>
+      <w:r>
+        <w:rPr>
+          <w:rFonts w:hint="eastAsia"/>
+          <w:szCs w:val="28"/>
+        </w:rPr>
+        <w:t>兩鬢的頭髮</w:t>
+      </w:r>
+      <w:proofErr w:type="gramEnd"/>
+      <w:r>
+        <w:rPr>
+          <w:rFonts w:hint="eastAsia"/>
+          <w:szCs w:val="28"/>
+        </w:rPr>
+        <w:t>已經斑白稀少，顯示歲月的流逝與人生的衰老。接著「兒童相見不相識，笑問客從何處來」描寫村中兒童見到詩人卻不認得他，還把他當成外地來的客人。這一情景帶有幾分幽默，也隱含淡淡的感傷：詩人明明是故鄉的人，卻因離開太久而變成「客人」，突顯出時光改變了一切。</w:t>
+      </w:r>
+    </w:p>
+    <w:p>
+      <w:pPr>
+        <w:spacing w:after="0" w:line="440" w:lineRule="exact"/>
+        <w:ind w:left="-6" w:right="0" w:hanging="11"/>
+        <w:jc w:val="both"/>
+        <w:rPr>
+          <w:szCs w:val="28"/>
+        </w:rPr>
+      </w:pPr>
+      <w:r>
+        <w:rPr>
+          <w:rFonts w:hint="eastAsia"/>
+          <w:szCs w:val="28"/>
+        </w:rPr>
+        <w:t xml:space="preserve">　　</w:t>
+      </w:r>
+      <w:r>
+        <w:rPr>
+          <w:rFonts w:hint="eastAsia"/>
+          <w:szCs w:val="28"/>
+        </w:rPr>
+        <w:t>第二首詩則進一步表現詩人對人事變遷的感慨。「離別家鄉歲月多，近來人事半消磨」指出離開家鄉的歲月已經</w:t>
+      </w:r>
+      <w:proofErr w:type="gramStart"/>
+      <w:r>
+        <w:rPr>
+          <w:rFonts w:hint="eastAsia"/>
+          <w:szCs w:val="28"/>
+        </w:rPr>
+        <w:t>非常</w:t>
+      </w:r>
+      <w:proofErr w:type="gramEnd"/>
+      <w:r>
+        <w:rPr>
+          <w:rFonts w:hint="eastAsia"/>
+          <w:szCs w:val="28"/>
+        </w:rPr>
+        <w:t>久遠，如今回來時，昔日熟悉的人與事大多已經消逝或改變，流露出人生無常的感慨。最後兩句「唯有</w:t>
+      </w:r>
+      <w:proofErr w:type="gramStart"/>
+      <w:r>
+        <w:rPr>
+          <w:rFonts w:hint="eastAsia"/>
+          <w:szCs w:val="28"/>
+        </w:rPr>
+        <w:t>門前鏡</w:t>
+      </w:r>
+      <w:proofErr w:type="gramEnd"/>
+      <w:r>
+        <w:rPr>
+          <w:rFonts w:hint="eastAsia"/>
+          <w:szCs w:val="28"/>
+        </w:rPr>
+        <w:t>湖水，春風不改舊時波」以景作結，寫家門前的</w:t>
+      </w:r>
+      <w:r>
+        <w:rPr>
+          <w:rFonts w:hint="eastAsia"/>
+          <w:szCs w:val="28"/>
+          <w:u w:val="single"/>
+        </w:rPr>
+        <w:t>鏡湖</w:t>
+      </w:r>
+      <w:r>
+        <w:rPr>
+          <w:rFonts w:hint="eastAsia"/>
+          <w:szCs w:val="28"/>
+        </w:rPr>
+        <w:t>水仍然和往昔一樣，在春風吹拂下泛起熟悉的波紋。人事雖然變遷，但自然景物依舊不變，形成強烈的對比，也表達出詩人對往昔歲月的懷念。</w:t>
+      </w:r>
+    </w:p>
+    <w:p>
+      <w:pPr>
+        <w:spacing w:after="0" w:line="440" w:lineRule="exact"/>
+        <w:ind w:left="-6" w:right="0" w:hanging="11"/>
+        <w:jc w:val="both"/>
+        <w:rPr>
+          <w:szCs w:val="28"/>
+        </w:rPr>
+      </w:pPr>
+      <w:r>
+        <w:rPr>
+          <w:rFonts w:hint="eastAsia"/>
+          <w:szCs w:val="28"/>
+        </w:rPr>
+        <w:t xml:space="preserve">　　</w:t>
+      </w:r>
+      <w:r>
+        <w:rPr>
+          <w:rFonts w:hint="eastAsia"/>
+          <w:szCs w:val="28"/>
+        </w:rPr>
+        <w:t>整體而言，這兩首詩語言</w:t>
       </w:r>
       <w:r>
         <w:rPr>
@@ -1265,78 +1213,14 @@
           <w:bCs/>
           <w:szCs w:val="28"/>
         </w:rPr>
-        <w:t>老邁衰頹</w:t>
-      </w:r>
-      <w:r>
-        <w:rPr>
-          <w:rFonts w:hint="eastAsia"/>
-          <w:szCs w:val="28"/>
-        </w:rPr>
-        <w:t>，而且反</w:t>
-      </w:r>
-      <w:proofErr w:type="gramStart"/>
-      <w:r>
-        <w:rPr>
-          <w:rFonts w:hint="eastAsia"/>
-          <w:szCs w:val="28"/>
-        </w:rPr>
-        <w:t>主為賓</w:t>
-      </w:r>
-      <w:proofErr w:type="gramEnd"/>
-      <w:r>
-        <w:rPr>
-          <w:rFonts w:hint="eastAsia"/>
-          <w:szCs w:val="28"/>
-        </w:rPr>
-        <w:t>，似被</w:t>
-      </w:r>
-      <w:proofErr w:type="gramStart"/>
-      <w:r>
-        <w:rPr>
-          <w:rFonts w:hint="eastAsia"/>
-          <w:szCs w:val="28"/>
-        </w:rPr>
-        <w:t>故鄉所忘</w:t>
-      </w:r>
-      <w:proofErr w:type="gramEnd"/>
-      <w:r>
-        <w:rPr>
-          <w:rFonts w:hint="eastAsia"/>
-          <w:szCs w:val="28"/>
-        </w:rPr>
-        <w:t>！個中悲哀盡在平淡一問之中。</w:t>
-      </w:r>
-      <w:proofErr w:type="gramStart"/>
-      <w:r>
-        <w:rPr>
-          <w:rFonts w:hint="eastAsia"/>
-          <w:szCs w:val="28"/>
-        </w:rPr>
-        <w:t>全詩以此</w:t>
-      </w:r>
-      <w:proofErr w:type="gramEnd"/>
-      <w:r>
-        <w:rPr>
-          <w:rFonts w:hint="eastAsia"/>
-          <w:szCs w:val="28"/>
-        </w:rPr>
-        <w:t>有</w:t>
-      </w:r>
-      <w:proofErr w:type="gramStart"/>
-      <w:r>
-        <w:rPr>
-          <w:rFonts w:hint="eastAsia"/>
-          <w:szCs w:val="28"/>
-        </w:rPr>
-        <w:t>問無答的</w:t>
-      </w:r>
-      <w:proofErr w:type="gramEnd"/>
-      <w:r>
-        <w:rPr>
-          <w:rFonts w:hint="eastAsia"/>
-          <w:szCs w:val="28"/>
-        </w:rPr>
-        <w:t>一句結束了，但弦外之音卻</w:t>
+        <w:t>質樸自然</w:t>
+      </w:r>
+      <w:r>
+        <w:rPr>
+          <w:rFonts w:hint="eastAsia"/>
+          <w:szCs w:val="28"/>
+        </w:rPr>
+        <w:t>，情感</w:t>
       </w:r>
       <w:r>
         <w:rPr>
@@ -1345,7 +1229,7 @@
           <w:bCs/>
           <w:szCs w:val="28"/>
         </w:rPr>
-        <w:t>哀</w:t>
+        <w:t>真摯深</w:t>
       </w:r>
       <w:proofErr w:type="gramStart"/>
       <w:r>
@@ -1355,7 +1239,7 @@
           <w:bCs/>
           <w:szCs w:val="28"/>
         </w:rPr>
-        <w:t>婉</w:t>
+        <w:t>沉</w:t>
       </w:r>
       <w:proofErr w:type="gramEnd"/>
       <w:r>
@@ -1363,850 +1247,57 @@
           <w:rFonts w:hint="eastAsia"/>
           <w:szCs w:val="28"/>
         </w:rPr>
-        <w:t>不絕，久久迴響在讀者心田，讓讀者各自去想像、沉思。</w:t>
+        <w:t>。詩人運用對比手法，把「人事變化」與「自然不變」並列，使主題更加鮮明。同時，詩中沒有過多華麗辭藻，而是以簡潔</w:t>
+      </w:r>
+      <w:r>
+        <w:rPr>
+          <w:rFonts w:hint="eastAsia"/>
+          <w:b/>
+          <w:bCs/>
+          <w:szCs w:val="28"/>
+        </w:rPr>
+        <w:t>精煉</w:t>
+      </w:r>
+      <w:r>
+        <w:rPr>
+          <w:rFonts w:hint="eastAsia"/>
+          <w:szCs w:val="28"/>
+        </w:rPr>
+        <w:t>的語句，描寫日常情景，卻能引發讀者對時間、人生與故鄉的深刻思考。正因為如此，《回鄉偶書二首》不僅表現出詩人思鄉與感嘆歲月的情懷</w:t>
+      </w:r>
+      <w:r>
+        <w:rPr>
+          <w:szCs w:val="28"/>
+        </w:rPr>
+        <w:br/>
+      </w:r>
+      <w:r>
+        <w:rPr>
+          <w:rFonts w:hint="eastAsia"/>
+          <w:szCs w:val="28"/>
+        </w:rPr>
+        <w:t>，也成為</w:t>
+      </w:r>
+      <w:r>
+        <w:rPr>
+          <w:rFonts w:hint="eastAsia"/>
+          <w:szCs w:val="28"/>
+          <w:u w:val="single"/>
+        </w:rPr>
+        <w:t>唐</w:t>
+      </w:r>
+      <w:r>
+        <w:rPr>
+          <w:rFonts w:hint="eastAsia"/>
+          <w:szCs w:val="28"/>
+        </w:rPr>
+        <w:t>詩中描寫回鄉感受的經典作品。</w:t>
       </w:r>
     </w:p>
     <w:p>
       <w:pPr>
-        <w:spacing w:after="0" w:line="440" w:lineRule="exact"/>
+        <w:spacing w:beforeLines="50" w:before="120" w:after="0" w:line="480" w:lineRule="exact"/>
         <w:ind w:left="-6" w:right="0" w:hanging="11"/>
-        <w:rPr>
-          <w:szCs w:val="28"/>
-        </w:rPr>
-      </w:pPr>
-      <w:r>
-        <w:rPr>
-          <w:rFonts w:hint="eastAsia"/>
-          <w:szCs w:val="28"/>
-        </w:rPr>
-        <w:t xml:space="preserve">　　</w:t>
-      </w:r>
-      <w:r>
-        <w:rPr>
-          <w:rFonts w:hint="eastAsia"/>
-          <w:szCs w:val="28"/>
-        </w:rPr>
-        <w:t>此詩的成功，全在其「</w:t>
-      </w:r>
-      <w:proofErr w:type="gramStart"/>
-      <w:r>
-        <w:rPr>
-          <w:rFonts w:hint="eastAsia"/>
-          <w:szCs w:val="28"/>
-        </w:rPr>
-        <w:t>真率自然</w:t>
-      </w:r>
-      <w:proofErr w:type="gramEnd"/>
-      <w:r>
-        <w:rPr>
-          <w:rFonts w:hint="eastAsia"/>
-          <w:szCs w:val="28"/>
-        </w:rPr>
-        <w:t>」的感情流露。詩題「</w:t>
-      </w:r>
-      <w:proofErr w:type="gramStart"/>
-      <w:r>
-        <w:rPr>
-          <w:rFonts w:hint="eastAsia"/>
-          <w:szCs w:val="28"/>
-        </w:rPr>
-        <w:t>偶書</w:t>
-      </w:r>
-      <w:proofErr w:type="gramEnd"/>
-      <w:r>
-        <w:rPr>
-          <w:rFonts w:hint="eastAsia"/>
-          <w:szCs w:val="28"/>
-        </w:rPr>
-        <w:t>」，</w:t>
-      </w:r>
-      <w:proofErr w:type="gramStart"/>
-      <w:r>
-        <w:rPr>
-          <w:rFonts w:hint="eastAsia"/>
-          <w:szCs w:val="28"/>
-        </w:rPr>
-        <w:t>不但說詩是</w:t>
-      </w:r>
-      <w:proofErr w:type="gramEnd"/>
-      <w:r>
-        <w:rPr>
-          <w:rFonts w:hint="eastAsia"/>
-          <w:szCs w:val="28"/>
-        </w:rPr>
-        <w:t>偶然而得，也隱含了其詩來自生活、發於心扉的一層意思。第一、二句似說家常，起得平淡卻又自然、真摯。第三、四句筆鋒一轉，</w:t>
-      </w:r>
-      <w:proofErr w:type="gramStart"/>
-      <w:r>
-        <w:rPr>
-          <w:rFonts w:hint="eastAsia"/>
-          <w:szCs w:val="28"/>
-        </w:rPr>
-        <w:t>便別開</w:t>
-      </w:r>
-      <w:proofErr w:type="gramEnd"/>
-      <w:r>
-        <w:rPr>
-          <w:rFonts w:hint="eastAsia"/>
-          <w:szCs w:val="28"/>
-        </w:rPr>
-        <w:t>境界，以極富於生活情趣的兒童問客的場面，於兒童天真的歡樂中見出作者的悲哀；借兒童簡短無意的問話</w:t>
-      </w:r>
-      <w:r>
-        <w:rPr>
-          <w:rFonts w:hint="eastAsia"/>
-          <w:szCs w:val="28"/>
-        </w:rPr>
-        <w:t>，</w:t>
-      </w:r>
-      <w:r>
-        <w:rPr>
-          <w:rFonts w:hint="eastAsia"/>
-          <w:szCs w:val="28"/>
-        </w:rPr>
-        <w:t>抒發作者難言的情懷。</w:t>
-      </w:r>
-    </w:p>
-    <w:p>
-      <w:pPr>
-        <w:spacing w:after="0" w:line="440" w:lineRule="exact"/>
-        <w:ind w:left="-6" w:right="0" w:hanging="11"/>
-        <w:rPr>
-          <w:szCs w:val="28"/>
-        </w:rPr>
-      </w:pPr>
-      <w:r>
-        <w:rPr>
-          <w:rFonts w:hint="eastAsia"/>
-          <w:szCs w:val="28"/>
-        </w:rPr>
-        <w:t xml:space="preserve">　　</w:t>
-      </w:r>
-      <w:proofErr w:type="gramStart"/>
-      <w:r>
-        <w:rPr>
-          <w:rFonts w:hint="eastAsia"/>
-          <w:szCs w:val="28"/>
-        </w:rPr>
-        <w:t>第二首可看作</w:t>
-      </w:r>
-      <w:proofErr w:type="gramEnd"/>
-      <w:r>
-        <w:rPr>
-          <w:rFonts w:hint="eastAsia"/>
-          <w:szCs w:val="28"/>
-        </w:rPr>
-        <w:t>是第一首的續篇。詩人到家以後，通過與親朋的交談得知家鄉人事的種種變化，在嘆息久</w:t>
-      </w:r>
-      <w:proofErr w:type="gramStart"/>
-      <w:r>
-        <w:rPr>
-          <w:rFonts w:hint="eastAsia"/>
-          <w:szCs w:val="28"/>
-        </w:rPr>
-        <w:t>客傷老</w:t>
-      </w:r>
-      <w:proofErr w:type="gramEnd"/>
-      <w:r>
-        <w:rPr>
-          <w:rFonts w:hint="eastAsia"/>
-          <w:szCs w:val="28"/>
-        </w:rPr>
-        <w:t>之餘，又不免發出人事無常的慨嘆來。</w:t>
-      </w:r>
-    </w:p>
-    <w:p>
-      <w:pPr>
-        <w:spacing w:after="0" w:line="440" w:lineRule="exact"/>
-        <w:ind w:left="-6" w:right="0" w:hanging="11"/>
-        <w:rPr>
-          <w:szCs w:val="28"/>
-        </w:rPr>
-      </w:pPr>
-      <w:r>
-        <w:rPr>
-          <w:rFonts w:hint="eastAsia"/>
-          <w:szCs w:val="28"/>
-        </w:rPr>
-        <w:t xml:space="preserve">　　</w:t>
-      </w:r>
-      <w:r>
-        <w:rPr>
-          <w:rFonts w:hint="eastAsia"/>
-          <w:szCs w:val="28"/>
-        </w:rPr>
-        <w:t>“離別家鄉歲月多”，相當於上一首的“少小離家老大回”。詩人之不厭其煩重複這同一意思，無非是因為一切感慨莫不是由於數十年背井離鄉引起。所以下一句即順勢轉出有關人事的議論。“近來人事半</w:t>
-      </w:r>
-      <w:r>
-        <w:rPr>
-          <w:rFonts w:hint="eastAsia"/>
-          <w:szCs w:val="28"/>
-        </w:rPr>
-        <w:t>消磨</w:t>
-      </w:r>
-      <w:r>
-        <w:rPr>
-          <w:rFonts w:hint="eastAsia"/>
-          <w:szCs w:val="28"/>
-        </w:rPr>
-        <w:t>”一句，看似抽象、客觀，實則包含了許多深深觸動詩人感情的具體內容，“訪舊半為鬼”時發出的陣陣驚呼，因親朋</w:t>
-      </w:r>
-      <w:proofErr w:type="gramStart"/>
-      <w:r>
-        <w:rPr>
-          <w:rFonts w:hint="eastAsia"/>
-          <w:b/>
-          <w:bCs/>
-          <w:szCs w:val="28"/>
-        </w:rPr>
-        <w:t>沉淪</w:t>
-      </w:r>
-      <w:r>
-        <w:rPr>
-          <w:rFonts w:hint="eastAsia"/>
-          <w:szCs w:val="28"/>
-        </w:rPr>
-        <w:t>而</w:t>
-      </w:r>
-      <w:proofErr w:type="gramEnd"/>
-      <w:r>
-        <w:rPr>
-          <w:rFonts w:hint="eastAsia"/>
-          <w:szCs w:val="28"/>
-        </w:rPr>
-        <w:t>引出的種種</w:t>
-      </w:r>
-      <w:r>
-        <w:rPr>
-          <w:rFonts w:hint="eastAsia"/>
-          <w:b/>
-          <w:bCs/>
-          <w:szCs w:val="28"/>
-        </w:rPr>
-        <w:t>嗟嘆</w:t>
-      </w:r>
-      <w:r>
-        <w:rPr>
-          <w:rFonts w:hint="eastAsia"/>
-          <w:szCs w:val="28"/>
-        </w:rPr>
-        <w:t>，無不</w:t>
-      </w:r>
-      <w:proofErr w:type="gramStart"/>
-      <w:r>
-        <w:rPr>
-          <w:rFonts w:hint="eastAsia"/>
-          <w:b/>
-          <w:bCs/>
-          <w:szCs w:val="28"/>
-        </w:rPr>
-        <w:t>包孕</w:t>
-      </w:r>
-      <w:r>
-        <w:rPr>
-          <w:rFonts w:hint="eastAsia"/>
-          <w:szCs w:val="28"/>
-        </w:rPr>
-        <w:t>其中</w:t>
-      </w:r>
-      <w:proofErr w:type="gramEnd"/>
-      <w:r>
-        <w:rPr>
-          <w:rFonts w:hint="eastAsia"/>
-          <w:szCs w:val="28"/>
-        </w:rPr>
-        <w:t>。唯其不勝枚舉，也就</w:t>
-      </w:r>
-      <w:proofErr w:type="gramStart"/>
-      <w:r>
-        <w:rPr>
-          <w:rFonts w:hint="eastAsia"/>
-          <w:szCs w:val="28"/>
-        </w:rPr>
-        <w:t>只好籠而統</w:t>
-      </w:r>
-      <w:proofErr w:type="gramEnd"/>
-      <w:r>
-        <w:rPr>
-          <w:rFonts w:hint="eastAsia"/>
-          <w:szCs w:val="28"/>
-        </w:rPr>
-        <w:t>之地一筆帶過了。</w:t>
-      </w:r>
-    </w:p>
-    <w:p>
-      <w:pPr>
-        <w:spacing w:after="0" w:line="440" w:lineRule="exact"/>
-        <w:ind w:left="-6" w:right="0" w:hanging="11"/>
-        <w:rPr>
-          <w:szCs w:val="28"/>
-        </w:rPr>
-      </w:pPr>
-      <w:r>
-        <w:rPr>
-          <w:rFonts w:hint="eastAsia"/>
-          <w:szCs w:val="28"/>
-        </w:rPr>
-        <w:t xml:space="preserve">　　</w:t>
-      </w:r>
-      <w:r>
-        <w:rPr>
-          <w:rFonts w:hint="eastAsia"/>
-          <w:szCs w:val="28"/>
-        </w:rPr>
-        <w:t>三</w:t>
-      </w:r>
-      <w:r>
-        <w:rPr>
-          <w:rFonts w:hint="eastAsia"/>
-          <w:szCs w:val="28"/>
-        </w:rPr>
-        <w:t>、</w:t>
-      </w:r>
-      <w:r>
-        <w:rPr>
-          <w:rFonts w:hint="eastAsia"/>
-          <w:szCs w:val="28"/>
-        </w:rPr>
-        <w:t>四句筆墨</w:t>
-      </w:r>
-      <w:proofErr w:type="gramStart"/>
-      <w:r>
-        <w:rPr>
-          <w:rFonts w:hint="eastAsia"/>
-          <w:szCs w:val="28"/>
-        </w:rPr>
-        <w:t>盪</w:t>
-      </w:r>
-      <w:proofErr w:type="gramEnd"/>
-      <w:r>
-        <w:rPr>
-          <w:rFonts w:hint="eastAsia"/>
-          <w:szCs w:val="28"/>
-        </w:rPr>
-        <w:t>開，詩人的目光從人事變化轉到了對自然景物的描寫上。</w:t>
-      </w:r>
-      <w:proofErr w:type="gramStart"/>
-      <w:r>
-        <w:rPr>
-          <w:rFonts w:hint="eastAsia"/>
-          <w:szCs w:val="28"/>
-          <w:u w:val="single"/>
-        </w:rPr>
-        <w:t>鏡湖</w:t>
-      </w:r>
-      <w:proofErr w:type="gramEnd"/>
-      <w:r>
-        <w:rPr>
-          <w:rFonts w:hint="eastAsia"/>
-          <w:szCs w:val="28"/>
-        </w:rPr>
-        <w:t>，在今</w:t>
-      </w:r>
-      <w:r>
-        <w:rPr>
-          <w:rFonts w:hint="eastAsia"/>
-          <w:szCs w:val="28"/>
-          <w:u w:val="single"/>
-        </w:rPr>
-        <w:t>浙江</w:t>
-      </w:r>
-      <w:r>
-        <w:rPr>
-          <w:rFonts w:hint="eastAsia"/>
-          <w:szCs w:val="28"/>
-        </w:rPr>
-        <w:t xml:space="preserve"> </w:t>
-      </w:r>
-      <w:r>
-        <w:rPr>
-          <w:rFonts w:hint="eastAsia"/>
-          <w:szCs w:val="28"/>
-          <w:u w:val="single"/>
-        </w:rPr>
-        <w:t>紹興</w:t>
-      </w:r>
-      <w:r>
-        <w:rPr>
-          <w:rFonts w:hint="eastAsia"/>
-          <w:szCs w:val="28"/>
-        </w:rPr>
-        <w:t xml:space="preserve"> </w:t>
-      </w:r>
-      <w:r>
-        <w:rPr>
-          <w:rFonts w:hint="eastAsia"/>
-          <w:szCs w:val="28"/>
-          <w:u w:val="single"/>
-        </w:rPr>
-        <w:t>會</w:t>
-      </w:r>
-      <w:proofErr w:type="gramStart"/>
-      <w:r>
-        <w:rPr>
-          <w:rFonts w:hint="eastAsia"/>
-          <w:szCs w:val="28"/>
-          <w:u w:val="single"/>
-        </w:rPr>
-        <w:t>稽</w:t>
-      </w:r>
-      <w:proofErr w:type="gramEnd"/>
-      <w:r>
-        <w:rPr>
-          <w:rFonts w:hint="eastAsia"/>
-          <w:szCs w:val="28"/>
-          <w:u w:val="single"/>
-        </w:rPr>
-        <w:t>山</w:t>
-      </w:r>
-      <w:r>
-        <w:rPr>
-          <w:rFonts w:hint="eastAsia"/>
-          <w:szCs w:val="28"/>
-        </w:rPr>
-        <w:t>的</w:t>
-      </w:r>
-      <w:proofErr w:type="gramStart"/>
-      <w:r>
-        <w:rPr>
-          <w:rFonts w:hint="eastAsia"/>
-          <w:szCs w:val="28"/>
-        </w:rPr>
-        <w:t>北麓，周圍</w:t>
-      </w:r>
-      <w:proofErr w:type="gramEnd"/>
-      <w:r>
-        <w:rPr>
-          <w:rFonts w:hint="eastAsia"/>
-          <w:szCs w:val="28"/>
-        </w:rPr>
-        <w:t>三百餘里。</w:t>
-      </w:r>
-      <w:proofErr w:type="gramStart"/>
-      <w:r>
-        <w:rPr>
-          <w:rFonts w:hint="eastAsia"/>
-          <w:szCs w:val="28"/>
-          <w:u w:val="single"/>
-        </w:rPr>
-        <w:t>賀知章</w:t>
-      </w:r>
-      <w:proofErr w:type="gramEnd"/>
-      <w:r>
-        <w:rPr>
-          <w:rFonts w:hint="eastAsia"/>
-          <w:szCs w:val="28"/>
-        </w:rPr>
-        <w:t>的故居即</w:t>
-      </w:r>
-      <w:proofErr w:type="gramStart"/>
-      <w:r>
-        <w:rPr>
-          <w:rFonts w:hint="eastAsia"/>
-          <w:szCs w:val="28"/>
-        </w:rPr>
-        <w:t>在鏡湖之</w:t>
-      </w:r>
-      <w:proofErr w:type="gramEnd"/>
-      <w:r>
-        <w:rPr>
-          <w:rFonts w:hint="eastAsia"/>
-          <w:szCs w:val="28"/>
-        </w:rPr>
-        <w:t>旁。雖然闊別</w:t>
-      </w:r>
-      <w:proofErr w:type="gramStart"/>
-      <w:r>
-        <w:rPr>
-          <w:rFonts w:hint="eastAsia"/>
-          <w:szCs w:val="28"/>
-          <w:u w:val="single"/>
-        </w:rPr>
-        <w:t>鏡湖</w:t>
-      </w:r>
-      <w:r>
-        <w:rPr>
-          <w:rFonts w:hint="eastAsia"/>
-          <w:szCs w:val="28"/>
-        </w:rPr>
-        <w:t>已</w:t>
-      </w:r>
-      <w:proofErr w:type="gramEnd"/>
-      <w:r>
-        <w:rPr>
-          <w:rFonts w:hint="eastAsia"/>
-          <w:szCs w:val="28"/>
-        </w:rPr>
-        <w:t>有數十個年頭，而在四圍春色</w:t>
-      </w:r>
-      <w:proofErr w:type="gramStart"/>
-      <w:r>
-        <w:rPr>
-          <w:rFonts w:hint="eastAsia"/>
-          <w:szCs w:val="28"/>
-        </w:rPr>
-        <w:t>中</w:t>
-      </w:r>
-      <w:r>
-        <w:rPr>
-          <w:rFonts w:hint="eastAsia"/>
-          <w:szCs w:val="28"/>
-          <w:u w:val="single"/>
-        </w:rPr>
-        <w:t>鏡湖</w:t>
-      </w:r>
-      <w:proofErr w:type="gramEnd"/>
-      <w:r>
-        <w:rPr>
-          <w:rFonts w:hint="eastAsia"/>
-          <w:szCs w:val="28"/>
-        </w:rPr>
-        <w:t>的水波卻一如既往。詩人</w:t>
-      </w:r>
-      <w:proofErr w:type="gramStart"/>
-      <w:r>
-        <w:rPr>
-          <w:rFonts w:hint="eastAsia"/>
-          <w:szCs w:val="28"/>
-        </w:rPr>
-        <w:t>獨立</w:t>
-      </w:r>
-      <w:r>
-        <w:rPr>
-          <w:rFonts w:hint="eastAsia"/>
-          <w:szCs w:val="28"/>
-          <w:u w:val="single"/>
-        </w:rPr>
-        <w:t>鏡湖</w:t>
-      </w:r>
-      <w:proofErr w:type="gramEnd"/>
-      <w:r>
-        <w:rPr>
-          <w:rFonts w:hint="eastAsia"/>
-          <w:szCs w:val="28"/>
-        </w:rPr>
-        <w:t>之旁，一種“物是人非”的感觸自然湧上了他的心頭，於是又寫下了“惟有門前鏡湖水，春風不改舊時波”的詩句。詩人以“不改”</w:t>
-      </w:r>
-      <w:r>
-        <w:rPr>
-          <w:rFonts w:hint="eastAsia"/>
-          <w:b/>
-          <w:bCs/>
-          <w:szCs w:val="28"/>
-        </w:rPr>
-        <w:t>反襯</w:t>
-      </w:r>
-      <w:r>
-        <w:rPr>
-          <w:rFonts w:hint="eastAsia"/>
-          <w:szCs w:val="28"/>
-        </w:rPr>
-        <w:t>“半消磨”，以“惟有”進一步發揮“半消磨”之意，強調除</w:t>
-      </w:r>
-      <w:r>
-        <w:rPr>
-          <w:rFonts w:hint="eastAsia"/>
-          <w:szCs w:val="28"/>
-        </w:rPr>
-        <w:t>了</w:t>
-      </w:r>
-      <w:proofErr w:type="gramStart"/>
-      <w:r>
-        <w:rPr>
-          <w:rFonts w:hint="eastAsia"/>
-          <w:szCs w:val="28"/>
-        </w:rPr>
-        <w:t>湖波以外，</w:t>
-      </w:r>
-      <w:proofErr w:type="gramEnd"/>
-      <w:r>
-        <w:rPr>
-          <w:rFonts w:hint="eastAsia"/>
-          <w:szCs w:val="28"/>
-        </w:rPr>
-        <w:t>昔日的人事幾乎已經變化淨盡了。從</w:t>
-      </w:r>
-      <w:proofErr w:type="gramStart"/>
-      <w:r>
-        <w:rPr>
-          <w:rFonts w:hint="eastAsia"/>
-          <w:szCs w:val="28"/>
-        </w:rPr>
-        <w:t>直抒的</w:t>
-      </w:r>
-      <w:proofErr w:type="gramEnd"/>
-      <w:r>
-        <w:rPr>
-          <w:rFonts w:hint="eastAsia"/>
-          <w:szCs w:val="28"/>
-        </w:rPr>
-        <w:t>一</w:t>
-      </w:r>
-      <w:r>
-        <w:rPr>
-          <w:rFonts w:hint="eastAsia"/>
-          <w:szCs w:val="28"/>
-        </w:rPr>
-        <w:t>、</w:t>
-      </w:r>
-      <w:r>
-        <w:rPr>
-          <w:rFonts w:hint="eastAsia"/>
-          <w:szCs w:val="28"/>
-        </w:rPr>
-        <w:t>二句轉到寫景兼議論的三</w:t>
-      </w:r>
-      <w:r>
-        <w:rPr>
-          <w:rFonts w:hint="eastAsia"/>
-          <w:szCs w:val="28"/>
-        </w:rPr>
-        <w:t>、</w:t>
-      </w:r>
-      <w:r>
-        <w:rPr>
-          <w:rFonts w:hint="eastAsia"/>
-          <w:szCs w:val="28"/>
-        </w:rPr>
-        <w:t>四句，</w:t>
-      </w:r>
-      <w:r>
-        <w:rPr>
-          <w:rFonts w:hint="eastAsia"/>
-          <w:b/>
-          <w:bCs/>
-          <w:szCs w:val="28"/>
-        </w:rPr>
-        <w:t>仿佛</w:t>
-      </w:r>
-      <w:proofErr w:type="gramStart"/>
-      <w:r>
-        <w:rPr>
-          <w:rFonts w:hint="eastAsia"/>
-          <w:b/>
-          <w:bCs/>
-          <w:szCs w:val="28"/>
-        </w:rPr>
-        <w:t>閒閒</w:t>
-      </w:r>
-      <w:proofErr w:type="gramEnd"/>
-      <w:r>
-        <w:rPr>
-          <w:rFonts w:hint="eastAsia"/>
-          <w:b/>
-          <w:bCs/>
-          <w:szCs w:val="28"/>
-        </w:rPr>
-        <w:t>道來</w:t>
-      </w:r>
-      <w:r>
-        <w:rPr>
-          <w:rFonts w:hint="eastAsia"/>
-          <w:szCs w:val="28"/>
-        </w:rPr>
-        <w:t>，不著</w:t>
-      </w:r>
-      <w:r>
-        <w:rPr>
-          <w:rFonts w:hint="eastAsia"/>
-          <w:sz w:val="16"/>
-          <w:szCs w:val="16"/>
-        </w:rPr>
-        <w:t>（</w:t>
-      </w:r>
-      <w:proofErr w:type="gramStart"/>
-      <w:r>
-        <w:rPr>
-          <w:rFonts w:hint="eastAsia"/>
-          <w:color w:val="FF0000"/>
-          <w:sz w:val="16"/>
-          <w:szCs w:val="16"/>
-        </w:rPr>
-        <w:t>ㄓㄨㄛˊ</w:t>
-      </w:r>
-      <w:proofErr w:type="gramEnd"/>
-      <w:r>
-        <w:rPr>
-          <w:rFonts w:hint="eastAsia"/>
-          <w:sz w:val="16"/>
-          <w:szCs w:val="16"/>
-        </w:rPr>
-        <w:t>）</w:t>
-      </w:r>
-      <w:r>
-        <w:rPr>
-          <w:rFonts w:hint="eastAsia"/>
-          <w:szCs w:val="28"/>
-        </w:rPr>
-        <w:t>邊際，實則這是妙用反襯，正好從反面加強了所要抒寫的感情，</w:t>
-      </w:r>
-      <w:proofErr w:type="gramStart"/>
-      <w:r>
-        <w:rPr>
-          <w:rFonts w:hint="eastAsia"/>
-          <w:szCs w:val="28"/>
-        </w:rPr>
-        <w:t>在湖波不</w:t>
-      </w:r>
-      <w:proofErr w:type="gramEnd"/>
-      <w:r>
-        <w:rPr>
-          <w:rFonts w:hint="eastAsia"/>
-          <w:szCs w:val="28"/>
-        </w:rPr>
-        <w:t>改的襯映下，</w:t>
-      </w:r>
-      <w:proofErr w:type="gramStart"/>
-      <w:r>
-        <w:rPr>
-          <w:rFonts w:hint="eastAsia"/>
-          <w:szCs w:val="28"/>
-        </w:rPr>
-        <w:t>人事日非的</w:t>
-      </w:r>
-      <w:proofErr w:type="gramEnd"/>
-      <w:r>
-        <w:rPr>
-          <w:rFonts w:hint="eastAsia"/>
-          <w:szCs w:val="28"/>
-        </w:rPr>
-        <w:t>感慨顯得愈益深</w:t>
-      </w:r>
-      <w:proofErr w:type="gramStart"/>
-      <w:r>
-        <w:rPr>
-          <w:rFonts w:hint="eastAsia"/>
-          <w:szCs w:val="28"/>
-        </w:rPr>
-        <w:t>沉</w:t>
-      </w:r>
-      <w:proofErr w:type="gramEnd"/>
-      <w:r>
-        <w:rPr>
-          <w:rFonts w:hint="eastAsia"/>
-          <w:szCs w:val="28"/>
-        </w:rPr>
-        <w:t>了。</w:t>
-      </w:r>
-    </w:p>
-    <w:p>
-      <w:pPr>
-        <w:spacing w:after="0" w:line="440" w:lineRule="exact"/>
-        <w:ind w:left="-6" w:right="0" w:hanging="11"/>
-        <w:rPr>
-          <w:szCs w:val="28"/>
-        </w:rPr>
-        <w:sectPr>
-          <w:pgSz w:w="11906" w:h="16838"/>
-          <w:pgMar w:top="567" w:right="851" w:bottom="567" w:left="851" w:header="567" w:footer="0" w:gutter="0"/>
-          <w:cols w:space="720"/>
-          <w:docGrid w:linePitch="381"/>
-        </w:sectPr>
-      </w:pPr>
-      <w:r>
-        <w:rPr>
-          <w:rFonts w:hint="eastAsia"/>
-          <w:szCs w:val="28"/>
-        </w:rPr>
-        <w:t xml:space="preserve">　　</w:t>
-      </w:r>
-      <w:proofErr w:type="gramStart"/>
-      <w:r>
-        <w:rPr>
-          <w:rFonts w:hint="eastAsia"/>
-          <w:szCs w:val="28"/>
-          <w:u w:val="single"/>
-        </w:rPr>
-        <w:t>陸游</w:t>
-      </w:r>
-      <w:r>
-        <w:rPr>
-          <w:rFonts w:hint="eastAsia"/>
-          <w:szCs w:val="28"/>
-        </w:rPr>
-        <w:t>說過</w:t>
-      </w:r>
-      <w:proofErr w:type="gramEnd"/>
-      <w:r>
-        <w:rPr>
-          <w:rFonts w:hint="eastAsia"/>
-          <w:szCs w:val="28"/>
-        </w:rPr>
-        <w:t>：“文章本天成，妙手偶得之。”《回鄉偶書二首》之成功，</w:t>
-      </w:r>
-      <w:r>
-        <w:rPr>
-          <w:rFonts w:hint="eastAsia"/>
-          <w:b/>
-          <w:bCs/>
-          <w:szCs w:val="28"/>
-        </w:rPr>
-        <w:t>歸根結</w:t>
-      </w:r>
-      <w:proofErr w:type="gramStart"/>
-      <w:r>
-        <w:rPr>
-          <w:rFonts w:hint="eastAsia"/>
-          <w:b/>
-          <w:bCs/>
-          <w:szCs w:val="28"/>
-        </w:rPr>
-        <w:t>柢</w:t>
-      </w:r>
-      <w:proofErr w:type="gramEnd"/>
-      <w:r>
-        <w:rPr>
-          <w:rFonts w:hint="eastAsia"/>
-          <w:szCs w:val="28"/>
-        </w:rPr>
-        <w:t>(</w:t>
-      </w:r>
-      <w:proofErr w:type="gramStart"/>
-      <w:r>
-        <w:rPr>
-          <w:rFonts w:hint="eastAsia"/>
-          <w:color w:val="FF0000"/>
-          <w:sz w:val="16"/>
-          <w:szCs w:val="16"/>
-        </w:rPr>
-        <w:t>ㄉㄧˇ</w:t>
-      </w:r>
-      <w:proofErr w:type="gramEnd"/>
-      <w:r>
-        <w:rPr>
-          <w:rFonts w:hint="eastAsia"/>
-          <w:szCs w:val="28"/>
-        </w:rPr>
-        <w:t>)</w:t>
-      </w:r>
-      <w:r>
-        <w:rPr>
-          <w:rFonts w:hint="eastAsia"/>
-          <w:szCs w:val="28"/>
-        </w:rPr>
-        <w:t>在於詩作展現的是一片</w:t>
-      </w:r>
-      <w:r>
-        <w:rPr>
-          <w:rFonts w:hint="eastAsia"/>
-          <w:b/>
-          <w:bCs/>
-          <w:szCs w:val="28"/>
-        </w:rPr>
-        <w:t>化境</w:t>
-      </w:r>
-      <w:r>
-        <w:rPr>
-          <w:rFonts w:hint="eastAsia"/>
-          <w:szCs w:val="28"/>
-        </w:rPr>
-        <w:t>。詩的感情自然、逼真，語言聲韻仿佛自肺腑自然流出，樸實無華，毫不雕琢，讀者在不知不覺之中被引入了詩的意境。像這樣源於生活、發於心底的好詩，是十分難得的。</w:t>
-      </w:r>
-    </w:p>
-    <w:p>
-      <w:pPr>
-        <w:spacing w:after="240" w:line="240" w:lineRule="auto"/>
-        <w:ind w:left="0" w:right="0" w:firstLine="0"/>
         <w:rPr>
           <w:b/>
           <w:sz w:val="40"/>
@@ -2220,7 +1311,6 @@
           <w:szCs w:val="32"/>
           <w:bdr w:val="single" w:sz="4" w:space="0" w:color="auto"/>
         </w:rPr>
-        <w:lastRenderedPageBreak/>
         <w:t>補充</w:t>
       </w:r>
     </w:p>
@@ -2232,24 +1322,32 @@
           <w:numId w:val="8"/>
         </w:numPr>
         <w:spacing w:after="0" w:line="480" w:lineRule="exact"/>
-        <w:ind w:leftChars="0" w:right="0"/>
-        <w:rPr>
-          <w:szCs w:val="28"/>
-        </w:rPr>
-      </w:pPr>
-      <w:r>
-        <w:rPr>
-          <w:rFonts w:hint="eastAsia"/>
-          <w:szCs w:val="28"/>
-        </w:rPr>
-        <w:t>遲暮之年：遲暮：黃昏，比喻晚年。【例】</w:t>
-      </w:r>
-      <w:r>
-        <w:rPr>
-          <w:rFonts w:hint="eastAsia"/>
-          <w:szCs w:val="28"/>
-        </w:rPr>
-        <w:t>雖然已是遲暮之年，但他依然精力充沛。</w:t>
+        <w:ind w:leftChars="0" w:left="284" w:right="0" w:hanging="284"/>
+        <w:jc w:val="both"/>
+        <w:rPr>
+          <w:szCs w:val="28"/>
+        </w:rPr>
+      </w:pPr>
+      <w:r>
+        <w:rPr>
+          <w:rFonts w:hint="eastAsia"/>
+          <w:szCs w:val="28"/>
+        </w:rPr>
+        <w:t>斑白</w:t>
+      </w:r>
+      <w:r>
+        <w:rPr>
+          <w:rFonts w:hint="eastAsia"/>
+          <w:szCs w:val="28"/>
+        </w:rPr>
+        <w:t>：</w:t>
+      </w:r>
+      <w:r>
+        <w:rPr>
+          <w:rFonts w:hint="eastAsia"/>
+          <w:szCs w:val="28"/>
+        </w:rPr>
+        <w:t>形容頭髮黑白相間，多半因年紀增長而出現白髮。不只是描述外表，也象徵歲月的流逝與人生的老去，帶有時間無情、人生逐漸衰老的感慨。</w:t>
       </w:r>
     </w:p>
     <w:p>
@@ -2260,82 +1358,32 @@
           <w:numId w:val="8"/>
         </w:numPr>
         <w:spacing w:after="0" w:line="480" w:lineRule="exact"/>
-        <w:ind w:leftChars="0" w:right="0"/>
-        <w:rPr>
-          <w:b/>
-          <w:bCs/>
-          <w:spacing w:val="-15"/>
-          <w:szCs w:val="28"/>
-          <w:shd w:val="clear" w:color="auto" w:fill="EFEFEF"/>
-        </w:rPr>
-      </w:pPr>
-      <w:r>
-        <w:rPr>
-          <w:rFonts w:hint="eastAsia"/>
-          <w:szCs w:val="28"/>
-        </w:rPr>
-        <w:t>泛</w:t>
-      </w:r>
-      <w:r>
-        <w:rPr>
-          <w:rFonts w:hint="eastAsia"/>
-          <w:sz w:val="16"/>
-          <w:szCs w:val="16"/>
-        </w:rPr>
-        <w:t>(</w:t>
-      </w:r>
-      <w:proofErr w:type="gramStart"/>
-      <w:r>
-        <w:rPr>
-          <w:rFonts w:hint="eastAsia"/>
-          <w:color w:val="FF0000"/>
-          <w:sz w:val="16"/>
-          <w:szCs w:val="16"/>
-        </w:rPr>
-        <w:t>ㄈㄢˋ</w:t>
-      </w:r>
-      <w:proofErr w:type="gramEnd"/>
-      <w:r>
-        <w:rPr>
-          <w:rFonts w:hint="eastAsia"/>
-          <w:sz w:val="16"/>
-          <w:szCs w:val="16"/>
-        </w:rPr>
-        <w:t>)</w:t>
-      </w:r>
-      <w:r>
-        <w:rPr>
-          <w:rFonts w:hint="eastAsia"/>
-          <w:szCs w:val="28"/>
-        </w:rPr>
-        <w:t>起</w:t>
-      </w:r>
-      <w:r>
-        <w:rPr>
-          <w:rFonts w:hint="eastAsia"/>
-          <w:spacing w:val="-15"/>
-          <w:szCs w:val="28"/>
-          <w:shd w:val="clear" w:color="auto" w:fill="FFFFFF" w:themeFill="background1"/>
+        <w:ind w:leftChars="0" w:left="284" w:right="0" w:hanging="284"/>
+        <w:jc w:val="both"/>
+        <w:rPr>
+          <w:szCs w:val="28"/>
+        </w:rPr>
+      </w:pPr>
+      <w:r>
+        <w:rPr>
+          <w:rFonts w:hint="eastAsia"/>
+          <w:szCs w:val="28"/>
+        </w:rPr>
+        <w:t>質樸自然</w:t>
+      </w:r>
+      <w:r>
+        <w:rPr>
+          <w:rFonts w:hint="eastAsia"/>
+          <w:szCs w:val="28"/>
         </w:rPr>
         <w:t>：</w:t>
       </w:r>
       <w:r>
         <w:rPr>
           <w:rFonts w:hint="eastAsia"/>
-          <w:spacing w:val="-15"/>
-          <w:szCs w:val="28"/>
-          <w:shd w:val="clear" w:color="auto" w:fill="FFFFFF" w:themeFill="background1"/>
-        </w:rPr>
-        <w:t>湧現出來。【例】泛起紅暈、泛起笑意</w:t>
-      </w:r>
-      <w:r>
-        <w:rPr>
-          <w:rFonts w:hint="eastAsia"/>
-          <w:spacing w:val="-15"/>
-          <w:szCs w:val="28"/>
-          <w:shd w:val="clear" w:color="auto" w:fill="FFFFFF" w:themeFill="background1"/>
-        </w:rPr>
-        <w:t>。</w:t>
+          <w:szCs w:val="28"/>
+        </w:rPr>
+        <w:t>文字或表達方式簡單、不華麗，像日常說話一樣自然。指作品不刻意雕琢、沒有過多修飾，以平實的語言呈現真實情感，讓人讀起來親切而動人。</w:t>
       </w:r>
     </w:p>
     <w:p>
@@ -2346,25 +1394,25 @@
           <w:numId w:val="8"/>
         </w:numPr>
         <w:spacing w:after="0" w:line="480" w:lineRule="exact"/>
-        <w:ind w:leftChars="0" w:left="-6" w:right="0" w:hanging="11"/>
-        <w:rPr>
-          <w:szCs w:val="28"/>
-        </w:rPr>
-      </w:pPr>
-      <w:r>
-        <w:rPr>
-          <w:rFonts w:hint="eastAsia"/>
-          <w:szCs w:val="28"/>
-        </w:rPr>
-        <w:t>漣漪</w:t>
-      </w:r>
-      <w:r>
-        <w:rPr>
-          <w:rFonts w:hint="eastAsia"/>
-          <w:sz w:val="16"/>
-          <w:szCs w:val="16"/>
-        </w:rPr>
-        <w:t>(</w:t>
+        <w:ind w:leftChars="0" w:left="284" w:right="0" w:hanging="284"/>
+        <w:jc w:val="both"/>
+        <w:rPr>
+          <w:szCs w:val="28"/>
+        </w:rPr>
+      </w:pPr>
+      <w:r>
+        <w:rPr>
+          <w:rFonts w:hint="eastAsia"/>
+          <w:szCs w:val="28"/>
+        </w:rPr>
+        <w:t>真摯</w:t>
+      </w:r>
+      <w:r>
+        <w:rPr>
+          <w:rFonts w:hint="eastAsia"/>
+          <w:szCs w:val="28"/>
+        </w:rPr>
+        <w:t>（</w:t>
       </w:r>
       <w:proofErr w:type="gramStart"/>
       <w:r>
@@ -2374,40 +1422,35 @@
           <w:sz w:val="16"/>
           <w:szCs w:val="16"/>
         </w:rPr>
-        <w:t>ㄌㄧㄢˊ</w:t>
+        <w:t>ㄓˋ</w:t>
       </w:r>
       <w:proofErr w:type="gramEnd"/>
       <w:r>
         <w:rPr>
           <w:rFonts w:hint="eastAsia"/>
-          <w:color w:val="FF0000"/>
-          <w:sz w:val="16"/>
-          <w:szCs w:val="16"/>
-        </w:rPr>
-        <w:t xml:space="preserve"> </w:t>
+          <w:szCs w:val="28"/>
+        </w:rPr>
+        <w:t>）</w:t>
+      </w:r>
+      <w:r>
+        <w:rPr>
+          <w:rFonts w:hint="eastAsia"/>
+          <w:szCs w:val="28"/>
+        </w:rPr>
+        <w:t>深</w:t>
       </w:r>
       <w:proofErr w:type="gramStart"/>
       <w:r>
         <w:rPr>
           <w:rFonts w:hint="eastAsia"/>
-          <w:color w:val="FF0000"/>
-          <w:sz w:val="16"/>
-          <w:szCs w:val="16"/>
-        </w:rPr>
-        <w:t>ㄧ</w:t>
+          <w:szCs w:val="28"/>
+        </w:rPr>
+        <w:t>沉</w:t>
       </w:r>
       <w:proofErr w:type="gramEnd"/>
       <w:r>
         <w:rPr>
           <w:rFonts w:hint="eastAsia"/>
-          <w:sz w:val="16"/>
-          <w:szCs w:val="16"/>
-        </w:rPr>
-        <w:t>)</w:t>
-      </w:r>
-      <w:r>
-        <w:rPr>
-          <w:rFonts w:hint="eastAsia"/>
           <w:szCs w:val="28"/>
         </w:rPr>
         <w:t>：</w:t>
@@ -2417,7 +1460,7 @@
           <w:rFonts w:hint="eastAsia"/>
           <w:szCs w:val="28"/>
         </w:rPr>
-        <w:t>水面上細微的波紋。</w:t>
+        <w:t>情感真實誠懇，而且表達得十分深刻。指作品中的情感不是表面或做作的，而是從內心自然流露，感情濃厚而有深度，能引起讀者共鳴。</w:t>
       </w:r>
     </w:p>
     <w:p>
@@ -2428,17 +1471,19 @@
           <w:numId w:val="8"/>
         </w:numPr>
         <w:spacing w:after="0" w:line="480" w:lineRule="exact"/>
-        <w:ind w:leftChars="0" w:left="-6" w:right="0" w:hanging="11"/>
-        <w:rPr>
-          <w:szCs w:val="28"/>
-        </w:rPr>
-      </w:pPr>
-      <w:r>
-        <w:rPr>
-          <w:rFonts w:hint="eastAsia"/>
-          <w:szCs w:val="28"/>
-        </w:rPr>
-        <w:t>老邁</w:t>
+        <w:ind w:leftChars="0" w:left="284" w:right="0" w:hanging="284"/>
+        <w:jc w:val="both"/>
+        <w:rPr>
+          <w:rFonts w:hint="eastAsia"/>
+          <w:szCs w:val="28"/>
+        </w:rPr>
+      </w:pPr>
+      <w:r>
+        <w:rPr>
+          <w:rFonts w:hint="eastAsia"/>
+          <w:szCs w:val="28"/>
+        </w:rPr>
+        <w:t>精煉</w:t>
       </w:r>
       <w:r>
         <w:rPr>
@@ -2452,63 +1497,7 @@
           <w:rFonts w:hint="eastAsia"/>
           <w:szCs w:val="28"/>
         </w:rPr>
-        <w:t>年老體弱。【例】為</w:t>
-      </w:r>
-      <w:r>
-        <w:rPr>
-          <w:rFonts w:hint="eastAsia"/>
-          <w:szCs w:val="28"/>
-        </w:rPr>
-        <w:t>了</w:t>
-      </w:r>
-      <w:r>
-        <w:rPr>
-          <w:rFonts w:hint="eastAsia"/>
-          <w:szCs w:val="28"/>
-        </w:rPr>
-        <w:t>照顧老邁的雙親，他決定放棄高薪，返鄉工作。</w:t>
-      </w:r>
-    </w:p>
-    <w:p>
-      <w:pPr>
-        <w:pStyle w:val="a9"/>
-        <w:numPr>
-          <w:ilvl w:val="0"/>
-          <w:numId w:val="8"/>
-        </w:numPr>
-        <w:spacing w:after="0" w:line="480" w:lineRule="exact"/>
-        <w:ind w:leftChars="0" w:right="0"/>
-        <w:rPr>
-          <w:szCs w:val="28"/>
-        </w:rPr>
-      </w:pPr>
-      <w:r>
-        <w:rPr>
-          <w:rFonts w:hint="eastAsia"/>
-          <w:szCs w:val="28"/>
-        </w:rPr>
-        <w:t>衰頹：敗落、不振作。【例】自從事業受挫，他便意志衰頹，不思振作。</w:t>
-      </w:r>
-    </w:p>
-    <w:p>
-      <w:pPr>
-        <w:pStyle w:val="a9"/>
-        <w:numPr>
-          <w:ilvl w:val="0"/>
-          <w:numId w:val="8"/>
-        </w:numPr>
-        <w:spacing w:after="0" w:line="480" w:lineRule="exact"/>
-        <w:ind w:leftChars="0" w:right="0"/>
-        <w:rPr>
-          <w:szCs w:val="28"/>
-        </w:rPr>
-      </w:pPr>
-      <w:r>
-        <w:rPr>
-          <w:rFonts w:hint="eastAsia"/>
-          <w:szCs w:val="28"/>
-        </w:rPr>
-        <w:t>哀</w:t>
+        <w:t>經過提煉與濃縮，文字簡潔但內容完整。指用很少的字句就能表達豐富的意思，語言簡潔有力，</w:t>
       </w:r>
       <w:proofErr w:type="gramStart"/>
       <w:r>
@@ -2516,7 +1505,7 @@
           <w:rFonts w:hint="eastAsia"/>
           <w:szCs w:val="28"/>
         </w:rPr>
-        <w:t>婉</w:t>
+        <w:t>不</w:t>
       </w:r>
       <w:proofErr w:type="gramEnd"/>
       <w:r>
@@ -2524,522 +1513,13 @@
           <w:rFonts w:hint="eastAsia"/>
           <w:szCs w:val="28"/>
         </w:rPr>
-        <w:t>：悲傷而婉轉。</w:t>
-      </w:r>
-      <w:r>
-        <w:rPr>
-          <w:rFonts w:hint="eastAsia"/>
-          <w:szCs w:val="28"/>
-        </w:rPr>
-        <w:t>【例】這首歌她唱得哀</w:t>
-      </w:r>
-      <w:proofErr w:type="gramStart"/>
-      <w:r>
-        <w:rPr>
-          <w:rFonts w:hint="eastAsia"/>
-          <w:szCs w:val="28"/>
-        </w:rPr>
-        <w:t>婉</w:t>
-      </w:r>
-      <w:proofErr w:type="gramEnd"/>
-      <w:r>
-        <w:rPr>
-          <w:rFonts w:hint="eastAsia"/>
-          <w:szCs w:val="28"/>
-        </w:rPr>
-        <w:t>動人。</w:t>
-      </w:r>
-    </w:p>
-    <w:p>
-      <w:pPr>
-        <w:pStyle w:val="a9"/>
-        <w:numPr>
-          <w:ilvl w:val="0"/>
-          <w:numId w:val="8"/>
-        </w:numPr>
-        <w:spacing w:after="0" w:line="480" w:lineRule="exact"/>
-        <w:ind w:leftChars="0" w:right="0"/>
-        <w:rPr>
-          <w:szCs w:val="28"/>
-        </w:rPr>
-      </w:pPr>
-      <w:proofErr w:type="gramStart"/>
-      <w:r>
-        <w:rPr>
-          <w:rFonts w:hint="eastAsia"/>
-          <w:szCs w:val="28"/>
-        </w:rPr>
-        <w:t>沉淪</w:t>
-      </w:r>
-      <w:proofErr w:type="gramEnd"/>
-      <w:r>
-        <w:rPr>
-          <w:rFonts w:hint="eastAsia"/>
-          <w:szCs w:val="28"/>
-        </w:rPr>
-        <w:t>：本來的意思是</w:t>
-      </w:r>
-      <w:r>
-        <w:rPr>
-          <w:rFonts w:hint="eastAsia"/>
-          <w:szCs w:val="28"/>
-        </w:rPr>
-        <w:t>沉溺、墮落、淪落</w:t>
-      </w:r>
-      <w:r>
-        <w:rPr>
-          <w:rFonts w:hint="eastAsia"/>
-          <w:szCs w:val="28"/>
-        </w:rPr>
-        <w:t>，這裡應該是指親友都已不在人世。</w:t>
-      </w:r>
-    </w:p>
-    <w:p>
-      <w:pPr>
-        <w:pStyle w:val="a9"/>
-        <w:numPr>
-          <w:ilvl w:val="0"/>
-          <w:numId w:val="8"/>
-        </w:numPr>
-        <w:spacing w:after="0" w:line="480" w:lineRule="exact"/>
-        <w:ind w:leftChars="0" w:right="0"/>
-        <w:rPr>
-          <w:szCs w:val="28"/>
-        </w:rPr>
-      </w:pPr>
-      <w:proofErr w:type="gramStart"/>
-      <w:r>
-        <w:rPr>
-          <w:rFonts w:hint="eastAsia"/>
-          <w:szCs w:val="28"/>
-        </w:rPr>
-        <w:t>嗟</w:t>
-      </w:r>
-      <w:proofErr w:type="gramEnd"/>
-      <w:r>
-        <w:rPr>
-          <w:rFonts w:hint="eastAsia"/>
-          <w:sz w:val="16"/>
-          <w:szCs w:val="16"/>
-        </w:rPr>
-        <w:t>(</w:t>
-      </w:r>
-      <w:proofErr w:type="gramStart"/>
-      <w:r>
-        <w:rPr>
-          <w:rFonts w:hint="eastAsia"/>
-          <w:color w:val="FF0000"/>
-          <w:sz w:val="16"/>
-          <w:szCs w:val="16"/>
-        </w:rPr>
-        <w:t>ㄐㄧㄝ</w:t>
-      </w:r>
-      <w:proofErr w:type="gramEnd"/>
-      <w:r>
-        <w:rPr>
-          <w:rFonts w:hint="eastAsia"/>
-          <w:sz w:val="16"/>
-          <w:szCs w:val="16"/>
-        </w:rPr>
-        <w:t>)</w:t>
-      </w:r>
-      <w:r>
-        <w:rPr>
-          <w:rFonts w:hint="eastAsia"/>
-          <w:szCs w:val="28"/>
-        </w:rPr>
-        <w:t>嘆：</w:t>
-      </w:r>
-    </w:p>
-    <w:p>
-      <w:pPr>
-        <w:pStyle w:val="a9"/>
-        <w:spacing w:after="0" w:line="480" w:lineRule="exact"/>
-        <w:ind w:leftChars="0" w:right="0" w:firstLine="0"/>
-        <w:rPr>
-          <w:szCs w:val="28"/>
-        </w:rPr>
-      </w:pPr>
-      <w:r>
-        <w:rPr>
-          <w:rFonts w:hint="eastAsia"/>
-          <w:szCs w:val="28"/>
-        </w:rPr>
-        <w:t>讚美。【例】</w:t>
-      </w:r>
-      <w:proofErr w:type="gramStart"/>
-      <w:r>
-        <w:rPr>
-          <w:rFonts w:hint="eastAsia"/>
-          <w:szCs w:val="28"/>
-        </w:rPr>
-        <w:t>看到聳入雲端</w:t>
-      </w:r>
-      <w:proofErr w:type="gramEnd"/>
-      <w:r>
-        <w:rPr>
-          <w:rFonts w:hint="eastAsia"/>
-          <w:szCs w:val="28"/>
-        </w:rPr>
-        <w:t>的摩天大樓，不禁令人嗟嘆現代科技的偉大。</w:t>
-      </w:r>
-    </w:p>
-    <w:p>
-      <w:pPr>
-        <w:pStyle w:val="a9"/>
-        <w:spacing w:after="0" w:line="480" w:lineRule="exact"/>
-        <w:ind w:leftChars="0" w:right="0" w:firstLine="0"/>
-        <w:rPr>
-          <w:szCs w:val="28"/>
-        </w:rPr>
-      </w:pPr>
-      <w:r>
-        <w:rPr>
-          <w:rFonts w:hint="eastAsia"/>
-          <w:szCs w:val="28"/>
-        </w:rPr>
-        <w:t>感嘆、嘆息。【例】想到英才早逝的他，實在讓人嗟嘆再三。</w:t>
-      </w:r>
-    </w:p>
-    <w:p>
-      <w:pPr>
-        <w:pStyle w:val="a9"/>
-        <w:numPr>
-          <w:ilvl w:val="0"/>
-          <w:numId w:val="8"/>
-        </w:numPr>
-        <w:spacing w:after="0" w:line="480" w:lineRule="exact"/>
-        <w:ind w:leftChars="0" w:right="0"/>
-        <w:rPr>
-          <w:szCs w:val="28"/>
-        </w:rPr>
-      </w:pPr>
-      <w:proofErr w:type="gramStart"/>
-      <w:r>
-        <w:rPr>
-          <w:rFonts w:hint="eastAsia"/>
-          <w:szCs w:val="28"/>
-        </w:rPr>
-        <w:t>包孕</w:t>
-      </w:r>
-      <w:proofErr w:type="gramEnd"/>
-      <w:r>
-        <w:rPr>
-          <w:rFonts w:hint="eastAsia"/>
-          <w:szCs w:val="28"/>
-        </w:rPr>
-        <w:t>：包含、涵蓋。</w:t>
-      </w:r>
-    </w:p>
-    <w:p>
-      <w:pPr>
-        <w:pStyle w:val="a9"/>
-        <w:numPr>
-          <w:ilvl w:val="0"/>
-          <w:numId w:val="8"/>
-        </w:numPr>
-        <w:spacing w:after="0" w:line="480" w:lineRule="exact"/>
-        <w:ind w:leftChars="0" w:right="0"/>
-        <w:rPr>
-          <w:szCs w:val="28"/>
-        </w:rPr>
-      </w:pPr>
-      <w:r>
-        <w:rPr>
-          <w:rFonts w:hint="eastAsia"/>
-          <w:szCs w:val="28"/>
-        </w:rPr>
-        <w:t>反襯</w:t>
-      </w:r>
-      <w:r>
-        <w:rPr>
-          <w:rFonts w:hint="eastAsia"/>
-          <w:szCs w:val="28"/>
-        </w:rPr>
-        <w:t>：</w:t>
-      </w:r>
-      <w:r>
-        <w:rPr>
-          <w:rFonts w:hint="eastAsia"/>
-          <w:szCs w:val="28"/>
-        </w:rPr>
-        <w:t>一種修辭上的映襯。指對某種事物的現象或本質，作恰恰相反的描寫的修辭法。</w:t>
-      </w:r>
-    </w:p>
-    <w:p>
-      <w:pPr>
-        <w:pStyle w:val="a9"/>
-        <w:numPr>
-          <w:ilvl w:val="0"/>
-          <w:numId w:val="8"/>
-        </w:numPr>
-        <w:spacing w:after="0" w:line="480" w:lineRule="exact"/>
-        <w:ind w:leftChars="0" w:right="0"/>
-        <w:rPr>
-          <w:szCs w:val="28"/>
-        </w:rPr>
-      </w:pPr>
-      <w:r>
-        <w:rPr>
-          <w:rFonts w:hint="eastAsia"/>
-          <w:color w:val="FF0000"/>
-          <w:szCs w:val="28"/>
-        </w:rPr>
-        <w:t>仿佛</w:t>
-      </w:r>
-      <w:r>
-        <w:rPr>
-          <w:rFonts w:hint="eastAsia"/>
-          <w:szCs w:val="28"/>
-        </w:rPr>
-        <w:t>：似乎、好像、近似。也作「</w:t>
-      </w:r>
-      <w:r>
-        <w:rPr>
-          <w:rFonts w:hint="eastAsia"/>
-          <w:color w:val="FF0000"/>
-          <w:szCs w:val="28"/>
-        </w:rPr>
-        <w:t>彷彿</w:t>
-      </w:r>
-      <w:r>
-        <w:rPr>
-          <w:rFonts w:hint="eastAsia"/>
-          <w:szCs w:val="28"/>
-        </w:rPr>
-        <w:t>」、「</w:t>
-      </w:r>
-      <w:proofErr w:type="gramStart"/>
-      <w:r>
-        <w:rPr>
-          <w:rFonts w:hint="eastAsia"/>
-          <w:color w:val="FF0000"/>
-          <w:szCs w:val="28"/>
-        </w:rPr>
-        <w:t>髣</w:t>
-      </w:r>
-      <w:proofErr w:type="gramEnd"/>
-      <w:r>
-        <w:rPr>
-          <w:rFonts w:hint="eastAsia"/>
-          <w:color w:val="FF0000"/>
-          <w:szCs w:val="28"/>
-        </w:rPr>
-        <w:t>髴</w:t>
-      </w:r>
-      <w:r>
-        <w:rPr>
-          <w:rFonts w:hint="eastAsia"/>
-          <w:szCs w:val="28"/>
-        </w:rPr>
-        <w:t>」。</w:t>
-      </w:r>
-    </w:p>
-    <w:p>
-      <w:pPr>
-        <w:pStyle w:val="a9"/>
-        <w:numPr>
-          <w:ilvl w:val="0"/>
-          <w:numId w:val="8"/>
-        </w:numPr>
-        <w:spacing w:after="0" w:line="480" w:lineRule="exact"/>
-        <w:ind w:leftChars="0" w:right="0"/>
-        <w:rPr>
-          <w:szCs w:val="28"/>
-        </w:rPr>
-      </w:pPr>
-      <w:proofErr w:type="gramStart"/>
-      <w:r>
-        <w:rPr>
-          <w:rFonts w:hint="eastAsia"/>
-          <w:szCs w:val="28"/>
-        </w:rPr>
-        <w:t>閒閒</w:t>
-      </w:r>
-      <w:proofErr w:type="gramEnd"/>
-      <w:r>
-        <w:rPr>
-          <w:rFonts w:hint="eastAsia"/>
-          <w:szCs w:val="28"/>
-        </w:rPr>
-        <w:t>道來：輕鬆、悠閒地說。</w:t>
-      </w:r>
-    </w:p>
-    <w:p>
-      <w:pPr>
-        <w:pStyle w:val="a9"/>
-        <w:numPr>
-          <w:ilvl w:val="0"/>
-          <w:numId w:val="8"/>
-        </w:numPr>
-        <w:spacing w:after="0" w:line="480" w:lineRule="exact"/>
-        <w:ind w:leftChars="0" w:right="0"/>
-        <w:rPr>
-          <w:szCs w:val="28"/>
-        </w:rPr>
-      </w:pPr>
-      <w:r>
-        <w:rPr>
-          <w:rFonts w:hint="eastAsia"/>
-          <w:szCs w:val="28"/>
-        </w:rPr>
-        <w:t>歸根結</w:t>
-      </w:r>
-      <w:proofErr w:type="gramStart"/>
-      <w:r>
-        <w:rPr>
-          <w:rFonts w:hint="eastAsia"/>
-          <w:szCs w:val="28"/>
-        </w:rPr>
-        <w:t>柢</w:t>
-      </w:r>
-      <w:proofErr w:type="gramEnd"/>
-      <w:r>
-        <w:rPr>
-          <w:szCs w:val="28"/>
-        </w:rPr>
-        <w:t>(</w:t>
-      </w:r>
-      <w:proofErr w:type="gramStart"/>
-      <w:r>
-        <w:rPr>
-          <w:color w:val="FF0000"/>
-          <w:sz w:val="16"/>
-          <w:szCs w:val="16"/>
-        </w:rPr>
-        <w:t>ㄉㄧˇ</w:t>
-      </w:r>
-      <w:proofErr w:type="gramEnd"/>
-      <w:r>
-        <w:rPr>
-          <w:szCs w:val="28"/>
-        </w:rPr>
-        <w:t>)</w:t>
-      </w:r>
-      <w:r>
-        <w:rPr>
-          <w:rFonts w:hint="eastAsia"/>
-          <w:szCs w:val="28"/>
-        </w:rPr>
-        <w:t>：歸結到根本上。</w:t>
-      </w:r>
-    </w:p>
-    <w:p>
-      <w:pPr>
-        <w:pStyle w:val="a9"/>
-        <w:numPr>
-          <w:ilvl w:val="0"/>
-          <w:numId w:val="8"/>
-        </w:numPr>
-        <w:spacing w:after="0" w:line="480" w:lineRule="exact"/>
-        <w:ind w:leftChars="0" w:right="0"/>
-        <w:rPr>
-          <w:szCs w:val="28"/>
-        </w:rPr>
-      </w:pPr>
-      <w:r>
-        <w:rPr>
-          <w:rFonts w:hint="eastAsia"/>
-          <w:szCs w:val="28"/>
-        </w:rPr>
-        <w:t>化境：</w:t>
-      </w:r>
-      <w:r>
-        <w:rPr>
-          <w:rFonts w:hint="eastAsia"/>
-          <w:szCs w:val="28"/>
-        </w:rPr>
-        <w:t>精妙超凡的境界。多指藝術作品的成就。</w:t>
-      </w:r>
-      <w:r>
-        <w:rPr>
-          <w:rFonts w:hint="eastAsia"/>
-          <w:szCs w:val="28"/>
-        </w:rPr>
-        <w:t>【例】</w:t>
-      </w:r>
-      <w:r>
-        <w:rPr>
-          <w:rFonts w:hint="eastAsia"/>
-          <w:szCs w:val="28"/>
-        </w:rPr>
-        <w:t>王羲之的書法可謂精妙絕倫，已</w:t>
-      </w:r>
-      <w:proofErr w:type="gramStart"/>
-      <w:r>
-        <w:rPr>
-          <w:rFonts w:hint="eastAsia"/>
-          <w:szCs w:val="28"/>
-        </w:rPr>
-        <w:t>臻</w:t>
-      </w:r>
-      <w:proofErr w:type="gramEnd"/>
-      <w:r>
-        <w:rPr>
-          <w:rFonts w:hint="eastAsia"/>
-          <w:szCs w:val="28"/>
-        </w:rPr>
-        <w:t>化境。</w:t>
-      </w:r>
-    </w:p>
-    <w:p>
-      <w:pPr>
-        <w:pStyle w:val="a9"/>
-        <w:numPr>
-          <w:ilvl w:val="0"/>
-          <w:numId w:val="8"/>
-        </w:numPr>
-        <w:spacing w:after="0" w:line="480" w:lineRule="exact"/>
-        <w:ind w:leftChars="0" w:right="0"/>
-        <w:rPr>
-          <w:szCs w:val="28"/>
-        </w:rPr>
-      </w:pPr>
-      <w:r>
-        <w:rPr>
-          <w:rFonts w:hint="eastAsia"/>
-          <w:szCs w:val="28"/>
-        </w:rPr>
-        <w:t>肺腑：</w:t>
-      </w:r>
-      <w:proofErr w:type="gramStart"/>
-      <w:r>
-        <w:rPr>
-          <w:rFonts w:hint="eastAsia"/>
-          <w:szCs w:val="28"/>
-        </w:rPr>
-        <w:t>借指內心</w:t>
-      </w:r>
-      <w:proofErr w:type="gramEnd"/>
-      <w:r>
-        <w:rPr>
-          <w:rFonts w:hint="eastAsia"/>
-          <w:szCs w:val="28"/>
-        </w:rPr>
-        <w:t>深處。【例】這些話都是出自肺腑，絕無虛言。</w:t>
-      </w:r>
-    </w:p>
-    <w:p>
-      <w:pPr>
-        <w:spacing w:beforeLines="50" w:before="120" w:after="0" w:line="480" w:lineRule="exact"/>
-        <w:ind w:right="0"/>
-        <w:rPr>
-          <w:szCs w:val="28"/>
-        </w:rPr>
-      </w:pPr>
-    </w:p>
-    <w:p>
-      <w:pPr>
-        <w:spacing w:beforeLines="50" w:before="120" w:after="0" w:line="480" w:lineRule="exact"/>
-        <w:ind w:left="-6" w:right="0" w:hanging="11"/>
-        <w:rPr>
-          <w:szCs w:val="28"/>
-        </w:rPr>
-      </w:pPr>
+        <w:t>多餘卻能充分傳達思想與情感。</w:t>
+      </w:r>
     </w:p>
     <w:sectPr>
+      <w:footerReference w:type="default" r:id="rId8"/>
       <w:pgSz w:w="11906" w:h="16838"/>
-      <w:pgMar w:top="567" w:right="851" w:bottom="567" w:left="851" w:header="567" w:footer="283" w:gutter="0"/>
+      <w:pgMar w:top="567" w:right="851" w:bottom="567" w:left="851" w:header="567" w:footer="0" w:gutter="0"/>
       <w:cols w:space="720"/>
       <w:docGrid w:linePitch="381"/>
     </w:sectPr>
@@ -3048,7 +1528,7 @@
 </file>
 
 <file path=word/endnotes.xml><?xml version="1.0" encoding="utf-8"?>
-<w:endnotes xmlns:wpc="http://schemas.microsoft.com/office/word/2010/wordprocessingCanvas" xmlns:cx="http://schemas.microsoft.com/office/drawing/2014/chartex" xmlns:cx1="http://schemas.microsoft.com/office/drawing/2015/9/8/chartex" xmlns:cx2="http://schemas.microsoft.com/office/drawing/2015/10/21/chartex" xmlns:cx3="http://schemas.microsoft.com/office/drawing/2016/5/9/chartex" xmlns:cx4="http://schemas.microsoft.com/office/drawing/2016/5/10/chartex" xmlns:cx5="http://schemas.microsoft.com/office/drawing/2016/5/11/chartex" xmlns:cx6="http://schemas.microsoft.com/office/drawing/2016/5/12/chartex" xmlns:cx7="http://schemas.microsoft.com/office/drawing/2016/5/13/chartex" xmlns:cx8="http://schemas.microsoft.com/office/drawing/2016/5/14/chartex" xmlns:mc="http://schemas.openxmlformats.org/markup-compatibility/2006" xmlns:aink="http://schemas.microsoft.com/office/drawing/2016/ink" xmlns:am3d="http://schemas.microsoft.com/office/drawing/2017/model3d" xmlns:o="urn:schemas-microsoft-com:office:office" xmlns:oel="http://schemas.microsoft.com/office/2019/extlst" xmlns:r="http://schemas.openxmlformats.org/officeDocument/2006/relationships" xmlns:m="http://schemas.openxmlformats.org/officeDocument/2006/math" xmlns:v="urn:schemas-microsoft-com:vml" xmlns:wp14="http://schemas.microsoft.com/office/word/2010/wordprocessingDrawing" xmlns:wp="http://schemas.openxmlformats.org/drawingml/2006/wordprocessingDrawing" xmlns:w10="urn:schemas-microsoft-com:office:word" xmlns:w="http://schemas.openxmlformats.org/wordprocessingml/2006/main" xmlns:w14="http://schemas.microsoft.com/office/word/2010/wordml" xmlns:w15="http://schemas.microsoft.com/office/word/2012/wordml" xmlns:w16cex="http://schemas.microsoft.com/office/word/2018/wordml/cex" xmlns:w16cid="http://schemas.microsoft.com/office/word/2016/wordml/cid" xmlns:w16="http://schemas.microsoft.com/office/word/2018/wordml" xmlns:w16du="http://schemas.microsoft.com/office/word/2023/wordml/word16du" xmlns:w16sdtdh="http://schemas.microsoft.com/office/word/2020/wordml/sdtdatahash" xmlns:w16se="http://schemas.microsoft.com/office/word/2015/wordml/symex" xmlns:wpg="http://schemas.microsoft.com/office/word/2010/wordprocessingGroup" xmlns:wpi="http://schemas.microsoft.com/office/word/2010/wordprocessingInk" xmlns:wne="http://schemas.microsoft.com/office/word/2006/wordml" xmlns:wps="http://schemas.microsoft.com/office/word/2010/wordprocessingShape" mc:Ignorable="w14 w15 w16se w16cid w16 w16cex w16sdtdh wp14">
+<w:endnotes xmlns:wpc="http://schemas.microsoft.com/office/word/2010/wordprocessingCanvas" xmlns:cx="http://schemas.microsoft.com/office/drawing/2014/chartex" xmlns:cx1="http://schemas.microsoft.com/office/drawing/2015/9/8/chartex" xmlns:cx2="http://schemas.microsoft.com/office/drawing/2015/10/21/chartex" xmlns:cx3="http://schemas.microsoft.com/office/drawing/2016/5/9/chartex" xmlns:cx4="http://schemas.microsoft.com/office/drawing/2016/5/10/chartex" xmlns:cx5="http://schemas.microsoft.com/office/drawing/2016/5/11/chartex" xmlns:cx6="http://schemas.microsoft.com/office/drawing/2016/5/12/chartex" xmlns:cx7="http://schemas.microsoft.com/office/drawing/2016/5/13/chartex" xmlns:cx8="http://schemas.microsoft.com/office/drawing/2016/5/14/chartex" xmlns:mc="http://schemas.openxmlformats.org/markup-compatibility/2006" xmlns:aink="http://schemas.microsoft.com/office/drawing/2016/ink" xmlns:am3d="http://schemas.microsoft.com/office/drawing/2017/model3d" xmlns:o="urn:schemas-microsoft-com:office:office" xmlns:r="http://schemas.openxmlformats.org/officeDocument/2006/relationships" xmlns:m="http://schemas.openxmlformats.org/officeDocument/2006/math" xmlns:v="urn:schemas-microsoft-com:vml" xmlns:wp14="http://schemas.microsoft.com/office/word/2010/wordprocessingDrawing" xmlns:wp="http://schemas.openxmlformats.org/drawingml/2006/wordprocessingDrawing" xmlns:w10="urn:schemas-microsoft-com:office:word" xmlns:w="http://schemas.openxmlformats.org/wordprocessingml/2006/main" xmlns:w14="http://schemas.microsoft.com/office/word/2010/wordml" xmlns:w15="http://schemas.microsoft.com/office/word/2012/wordml" xmlns:w16cex="http://schemas.microsoft.com/office/word/2018/wordml/cex" xmlns:w16cid="http://schemas.microsoft.com/office/word/2016/wordml/cid" xmlns:w16="http://schemas.microsoft.com/office/word/2018/wordml" xmlns:w16sdtdh="http://schemas.microsoft.com/office/word/2020/wordml/sdtdatahash" xmlns:w16se="http://schemas.microsoft.com/office/word/2015/wordml/symex" xmlns:wpg="http://schemas.microsoft.com/office/word/2010/wordprocessingGroup" xmlns:wpi="http://schemas.microsoft.com/office/word/2010/wordprocessingInk" xmlns:wne="http://schemas.microsoft.com/office/word/2006/wordml" xmlns:wps="http://schemas.microsoft.com/office/word/2010/wordprocessingShape" mc:Ignorable="w14 w15 w16se w16cid w16 w16cex w16sdtdh wp14">
   <w:endnote w:type="separator" w:id="-1">
     <w:p>
       <w:pPr>
@@ -3073,7 +1553,7 @@
 </file>
 
 <file path=word/footer1.xml><?xml version="1.0" encoding="utf-8"?>
-<w:ftr xmlns:wpc="http://schemas.microsoft.com/office/word/2010/wordprocessingCanvas" xmlns:cx="http://schemas.microsoft.com/office/drawing/2014/chartex" xmlns:cx1="http://schemas.microsoft.com/office/drawing/2015/9/8/chartex" xmlns:cx2="http://schemas.microsoft.com/office/drawing/2015/10/21/chartex" xmlns:cx3="http://schemas.microsoft.com/office/drawing/2016/5/9/chartex" xmlns:cx4="http://schemas.microsoft.com/office/drawing/2016/5/10/chartex" xmlns:cx5="http://schemas.microsoft.com/office/drawing/2016/5/11/chartex" xmlns:cx6="http://schemas.microsoft.com/office/drawing/2016/5/12/chartex" xmlns:cx7="http://schemas.microsoft.com/office/drawing/2016/5/13/chartex" xmlns:cx8="http://schemas.microsoft.com/office/drawing/2016/5/14/chartex" xmlns:mc="http://schemas.openxmlformats.org/markup-compatibility/2006" xmlns:aink="http://schemas.microsoft.com/office/drawing/2016/ink" xmlns:am3d="http://schemas.microsoft.com/office/drawing/2017/model3d" xmlns:o="urn:schemas-microsoft-com:office:office" xmlns:oel="http://schemas.microsoft.com/office/2019/extlst" xmlns:r="http://schemas.openxmlformats.org/officeDocument/2006/relationships" xmlns:m="http://schemas.openxmlformats.org/officeDocument/2006/math" xmlns:v="urn:schemas-microsoft-com:vml" xmlns:wp14="http://schemas.microsoft.com/office/word/2010/wordprocessingDrawing" xmlns:wp="http://schemas.openxmlformats.org/drawingml/2006/wordprocessingDrawing" xmlns:w10="urn:schemas-microsoft-com:office:word" xmlns:w="http://schemas.openxmlformats.org/wordprocessingml/2006/main" xmlns:w14="http://schemas.microsoft.com/office/word/2010/wordml" xmlns:w15="http://schemas.microsoft.com/office/word/2012/wordml" xmlns:w16cex="http://schemas.microsoft.com/office/word/2018/wordml/cex" xmlns:w16cid="http://schemas.microsoft.com/office/word/2016/wordml/cid" xmlns:w16="http://schemas.microsoft.com/office/word/2018/wordml" xmlns:w16du="http://schemas.microsoft.com/office/word/2023/wordml/word16du" xmlns:w16sdtdh="http://schemas.microsoft.com/office/word/2020/wordml/sdtdatahash" xmlns:w16se="http://schemas.microsoft.com/office/word/2015/wordml/symex" xmlns:wpg="http://schemas.microsoft.com/office/word/2010/wordprocessingGroup" xmlns:wpi="http://schemas.microsoft.com/office/word/2010/wordprocessingInk" xmlns:wne="http://schemas.microsoft.com/office/word/2006/wordml" xmlns:wps="http://schemas.microsoft.com/office/word/2010/wordprocessingShape" mc:Ignorable="w14 w15 w16se w16cid w16 w16cex w16sdtdh wp14">
+<w:ftr xmlns:wpc="http://schemas.microsoft.com/office/word/2010/wordprocessingCanvas" xmlns:cx="http://schemas.microsoft.com/office/drawing/2014/chartex" xmlns:cx1="http://schemas.microsoft.com/office/drawing/2015/9/8/chartex" xmlns:cx2="http://schemas.microsoft.com/office/drawing/2015/10/21/chartex" xmlns:cx3="http://schemas.microsoft.com/office/drawing/2016/5/9/chartex" xmlns:cx4="http://schemas.microsoft.com/office/drawing/2016/5/10/chartex" xmlns:cx5="http://schemas.microsoft.com/office/drawing/2016/5/11/chartex" xmlns:cx6="http://schemas.microsoft.com/office/drawing/2016/5/12/chartex" xmlns:cx7="http://schemas.microsoft.com/office/drawing/2016/5/13/chartex" xmlns:cx8="http://schemas.microsoft.com/office/drawing/2016/5/14/chartex" xmlns:mc="http://schemas.openxmlformats.org/markup-compatibility/2006" xmlns:aink="http://schemas.microsoft.com/office/drawing/2016/ink" xmlns:am3d="http://schemas.microsoft.com/office/drawing/2017/model3d" xmlns:o="urn:schemas-microsoft-com:office:office" xmlns:r="http://schemas.openxmlformats.org/officeDocument/2006/relationships" xmlns:m="http://schemas.openxmlformats.org/officeDocument/2006/math" xmlns:v="urn:schemas-microsoft-com:vml" xmlns:wp14="http://schemas.microsoft.com/office/word/2010/wordprocessingDrawing" xmlns:wp="http://schemas.openxmlformats.org/drawingml/2006/wordprocessingDrawing" xmlns:w10="urn:schemas-microsoft-com:office:word" xmlns:w="http://schemas.openxmlformats.org/wordprocessingml/2006/main" xmlns:w14="http://schemas.microsoft.com/office/word/2010/wordml" xmlns:w15="http://schemas.microsoft.com/office/word/2012/wordml" xmlns:w16cex="http://schemas.microsoft.com/office/word/2018/wordml/cex" xmlns:w16cid="http://schemas.microsoft.com/office/word/2016/wordml/cid" xmlns:w16="http://schemas.microsoft.com/office/word/2018/wordml" xmlns:w16sdtdh="http://schemas.microsoft.com/office/word/2020/wordml/sdtdatahash" xmlns:w16se="http://schemas.microsoft.com/office/word/2015/wordml/symex" xmlns:wpg="http://schemas.microsoft.com/office/word/2010/wordprocessingGroup" xmlns:wpi="http://schemas.microsoft.com/office/word/2010/wordprocessingInk" xmlns:wne="http://schemas.microsoft.com/office/word/2006/wordml" xmlns:wps="http://schemas.microsoft.com/office/word/2010/wordprocessingShape" mc:Ignorable="w14 w15 w16se w16cid w16 w16cex w16sdtdh wp14">
   <w:sdt>
     <w:sdtPr>
       <w:id w:val="-287738583"/>
@@ -3082,17 +1562,27 @@
         <w:docPartUnique/>
       </w:docPartObj>
     </w:sdtPr>
+    <w:sdtEndPr/>
     <w:sdtContent>
       <w:p>
         <w:pPr>
           <w:pStyle w:val="a5"/>
+          <w:ind w:right="-2"/>
           <w:jc w:val="right"/>
         </w:pPr>
+        <w:proofErr w:type="gramStart"/>
         <w:r>
           <w:rPr>
             <w:rFonts w:hint="eastAsia"/>
           </w:rPr>
-          <w:t>賀知章《回鄉偶書二首》</w:t>
+          <w:t>賀知章</w:t>
+        </w:r>
+        <w:proofErr w:type="gramEnd"/>
+        <w:r>
+          <w:rPr>
+            <w:rFonts w:hint="eastAsia"/>
+          </w:rPr>
+          <w:t>《回鄉偶書二首》</w:t>
         </w:r>
         <w:r>
           <w:fldChar w:fldCharType="begin"/>
@@ -3124,7 +1614,7 @@
 </file>
 
 <file path=word/footnotes.xml><?xml version="1.0" encoding="utf-8"?>
-<w:footnotes xmlns:wpc="http://schemas.microsoft.com/office/word/2010/wordprocessingCanvas" xmlns:cx="http://schemas.microsoft.com/office/drawing/2014/chartex" xmlns:cx1="http://schemas.microsoft.com/office/drawing/2015/9/8/chartex" xmlns:cx2="http://schemas.microsoft.com/office/drawing/2015/10/21/chartex" xmlns:cx3="http://schemas.microsoft.com/office/drawing/2016/5/9/chartex" xmlns:cx4="http://schemas.microsoft.com/office/drawing/2016/5/10/chartex" xmlns:cx5="http://schemas.microsoft.com/office/drawing/2016/5/11/chartex" xmlns:cx6="http://schemas.microsoft.com/office/drawing/2016/5/12/chartex" xmlns:cx7="http://schemas.microsoft.com/office/drawing/2016/5/13/chartex" xmlns:cx8="http://schemas.microsoft.com/office/drawing/2016/5/14/chartex" xmlns:mc="http://schemas.openxmlformats.org/markup-compatibility/2006" xmlns:aink="http://schemas.microsoft.com/office/drawing/2016/ink" xmlns:am3d="http://schemas.microsoft.com/office/drawing/2017/model3d" xmlns:o="urn:schemas-microsoft-com:office:office" xmlns:oel="http://schemas.microsoft.com/office/2019/extlst" xmlns:r="http://schemas.openxmlformats.org/officeDocument/2006/relationships" xmlns:m="http://schemas.openxmlformats.org/officeDocument/2006/math" xmlns:v="urn:schemas-microsoft-com:vml" xmlns:wp14="http://schemas.microsoft.com/office/word/2010/wordprocessingDrawing" xmlns:wp="http://schemas.openxmlformats.org/drawingml/2006/wordprocessingDrawing" xmlns:w10="urn:schemas-microsoft-com:office:word" xmlns:w="http://schemas.openxmlformats.org/wordprocessingml/2006/main" xmlns:w14="http://schemas.microsoft.com/office/word/2010/wordml" xmlns:w15="http://schemas.microsoft.com/office/word/2012/wordml" xmlns:w16cex="http://schemas.microsoft.com/office/word/2018/wordml/cex" xmlns:w16cid="http://schemas.microsoft.com/office/word/2016/wordml/cid" xmlns:w16="http://schemas.microsoft.com/office/word/2018/wordml" xmlns:w16du="http://schemas.microsoft.com/office/word/2023/wordml/word16du" xmlns:w16sdtdh="http://schemas.microsoft.com/office/word/2020/wordml/sdtdatahash" xmlns:w16se="http://schemas.microsoft.com/office/word/2015/wordml/symex" xmlns:wpg="http://schemas.microsoft.com/office/word/2010/wordprocessingGroup" xmlns:wpi="http://schemas.microsoft.com/office/word/2010/wordprocessingInk" xmlns:wne="http://schemas.microsoft.com/office/word/2006/wordml" xmlns:wps="http://schemas.microsoft.com/office/word/2010/wordprocessingShape" mc:Ignorable="w14 w15 w16se w16cid w16 w16cex w16sdtdh wp14">
+<w:footnotes xmlns:wpc="http://schemas.microsoft.com/office/word/2010/wordprocessingCanvas" xmlns:cx="http://schemas.microsoft.com/office/drawing/2014/chartex" xmlns:cx1="http://schemas.microsoft.com/office/drawing/2015/9/8/chartex" xmlns:cx2="http://schemas.microsoft.com/office/drawing/2015/10/21/chartex" xmlns:cx3="http://schemas.microsoft.com/office/drawing/2016/5/9/chartex" xmlns:cx4="http://schemas.microsoft.com/office/drawing/2016/5/10/chartex" xmlns:cx5="http://schemas.microsoft.com/office/drawing/2016/5/11/chartex" xmlns:cx6="http://schemas.microsoft.com/office/drawing/2016/5/12/chartex" xmlns:cx7="http://schemas.microsoft.com/office/drawing/2016/5/13/chartex" xmlns:cx8="http://schemas.microsoft.com/office/drawing/2016/5/14/chartex" xmlns:mc="http://schemas.openxmlformats.org/markup-compatibility/2006" xmlns:aink="http://schemas.microsoft.com/office/drawing/2016/ink" xmlns:am3d="http://schemas.microsoft.com/office/drawing/2017/model3d" xmlns:o="urn:schemas-microsoft-com:office:office" xmlns:r="http://schemas.openxmlformats.org/officeDocument/2006/relationships" xmlns:m="http://schemas.openxmlformats.org/officeDocument/2006/math" xmlns:v="urn:schemas-microsoft-com:vml" xmlns:wp14="http://schemas.microsoft.com/office/word/2010/wordprocessingDrawing" xmlns:wp="http://schemas.openxmlformats.org/drawingml/2006/wordprocessingDrawing" xmlns:w10="urn:schemas-microsoft-com:office:word" xmlns:w="http://schemas.openxmlformats.org/wordprocessingml/2006/main" xmlns:w14="http://schemas.microsoft.com/office/word/2010/wordml" xmlns:w15="http://schemas.microsoft.com/office/word/2012/wordml" xmlns:w16cex="http://schemas.microsoft.com/office/word/2018/wordml/cex" xmlns:w16cid="http://schemas.microsoft.com/office/word/2016/wordml/cid" xmlns:w16="http://schemas.microsoft.com/office/word/2018/wordml" xmlns:w16sdtdh="http://schemas.microsoft.com/office/word/2020/wordml/sdtdatahash" xmlns:w16se="http://schemas.microsoft.com/office/word/2015/wordml/symex" xmlns:wpg="http://schemas.microsoft.com/office/word/2010/wordprocessingGroup" xmlns:wpi="http://schemas.microsoft.com/office/word/2010/wordprocessingInk" xmlns:wne="http://schemas.microsoft.com/office/word/2006/wordml" xmlns:wps="http://schemas.microsoft.com/office/word/2010/wordprocessingShape" mc:Ignorable="w14 w15 w16se w16cid w16 w16cex w16sdtdh wp14">
   <w:footnote w:type="separator" w:id="-1">
     <w:p>
       <w:pPr>
@@ -3149,7 +1639,7 @@
 </file>
 
 <file path=word/numbering.xml><?xml version="1.0" encoding="utf-8"?>
-<w:numbering xmlns:wpc="http://schemas.microsoft.com/office/word/2010/wordprocessingCanvas" xmlns:cx="http://schemas.microsoft.com/office/drawing/2014/chartex" xmlns:cx1="http://schemas.microsoft.com/office/drawing/2015/9/8/chartex" xmlns:cx2="http://schemas.microsoft.com/office/drawing/2015/10/21/chartex" xmlns:cx3="http://schemas.microsoft.com/office/drawing/2016/5/9/chartex" xmlns:cx4="http://schemas.microsoft.com/office/drawing/2016/5/10/chartex" xmlns:cx5="http://schemas.microsoft.com/office/drawing/2016/5/11/chartex" xmlns:cx6="http://schemas.microsoft.com/office/drawing/2016/5/12/chartex" xmlns:cx7="http://schemas.microsoft.com/office/drawing/2016/5/13/chartex" xmlns:cx8="http://schemas.microsoft.com/office/drawing/2016/5/14/chartex" xmlns:mc="http://schemas.openxmlformats.org/markup-compatibility/2006" xmlns:aink="http://schemas.microsoft.com/office/drawing/2016/ink" xmlns:am3d="http://schemas.microsoft.com/office/drawing/2017/model3d" xmlns:o="urn:schemas-microsoft-com:office:office" xmlns:oel="http://schemas.microsoft.com/office/2019/extlst" xmlns:r="http://schemas.openxmlformats.org/officeDocument/2006/relationships" xmlns:m="http://schemas.openxmlformats.org/officeDocument/2006/math" xmlns:v="urn:schemas-microsoft-com:vml" xmlns:wp14="http://schemas.microsoft.com/office/word/2010/wordprocessingDrawing" xmlns:wp="http://schemas.openxmlformats.org/drawingml/2006/wordprocessingDrawing" xmlns:w10="urn:schemas-microsoft-com:office:word" xmlns:w="http://schemas.openxmlformats.org/wordprocessingml/2006/main" xmlns:w14="http://schemas.microsoft.com/office/word/2010/wordml" xmlns:w15="http://schemas.microsoft.com/office/word/2012/wordml" xmlns:w16cex="http://schemas.microsoft.com/office/word/2018/wordml/cex" xmlns:w16cid="http://schemas.microsoft.com/office/word/2016/wordml/cid" xmlns:w16="http://schemas.microsoft.com/office/word/2018/wordml" xmlns:w16du="http://schemas.microsoft.com/office/word/2023/wordml/word16du" xmlns:w16sdtdh="http://schemas.microsoft.com/office/word/2020/wordml/sdtdatahash" xmlns:w16se="http://schemas.microsoft.com/office/word/2015/wordml/symex" xmlns:wpg="http://schemas.microsoft.com/office/word/2010/wordprocessingGroup" xmlns:wpi="http://schemas.microsoft.com/office/word/2010/wordprocessingInk" xmlns:wne="http://schemas.microsoft.com/office/word/2006/wordml" xmlns:wps="http://schemas.microsoft.com/office/word/2010/wordprocessingShape" mc:Ignorable="w14 w15 w16se w16cid w16 w16cex w16sdtdh wp14">
+<w:numbering xmlns:wpc="http://schemas.microsoft.com/office/word/2010/wordprocessingCanvas" xmlns:cx="http://schemas.microsoft.com/office/drawing/2014/chartex" xmlns:cx1="http://schemas.microsoft.com/office/drawing/2015/9/8/chartex" xmlns:cx2="http://schemas.microsoft.com/office/drawing/2015/10/21/chartex" xmlns:cx3="http://schemas.microsoft.com/office/drawing/2016/5/9/chartex" xmlns:cx4="http://schemas.microsoft.com/office/drawing/2016/5/10/chartex" xmlns:cx5="http://schemas.microsoft.com/office/drawing/2016/5/11/chartex" xmlns:cx6="http://schemas.microsoft.com/office/drawing/2016/5/12/chartex" xmlns:cx7="http://schemas.microsoft.com/office/drawing/2016/5/13/chartex" xmlns:cx8="http://schemas.microsoft.com/office/drawing/2016/5/14/chartex" xmlns:mc="http://schemas.openxmlformats.org/markup-compatibility/2006" xmlns:aink="http://schemas.microsoft.com/office/drawing/2016/ink" xmlns:am3d="http://schemas.microsoft.com/office/drawing/2017/model3d" xmlns:o="urn:schemas-microsoft-com:office:office" xmlns:r="http://schemas.openxmlformats.org/officeDocument/2006/relationships" xmlns:m="http://schemas.openxmlformats.org/officeDocument/2006/math" xmlns:v="urn:schemas-microsoft-com:vml" xmlns:wp14="http://schemas.microsoft.com/office/word/2010/wordprocessingDrawing" xmlns:wp="http://schemas.openxmlformats.org/drawingml/2006/wordprocessingDrawing" xmlns:w10="urn:schemas-microsoft-com:office:word" xmlns:w="http://schemas.openxmlformats.org/wordprocessingml/2006/main" xmlns:w14="http://schemas.microsoft.com/office/word/2010/wordml" xmlns:w15="http://schemas.microsoft.com/office/word/2012/wordml" xmlns:w16cex="http://schemas.microsoft.com/office/word/2018/wordml/cex" xmlns:w16cid="http://schemas.microsoft.com/office/word/2016/wordml/cid" xmlns:w16="http://schemas.microsoft.com/office/word/2018/wordml" xmlns:w16sdtdh="http://schemas.microsoft.com/office/word/2020/wordml/sdtdatahash" xmlns:w16se="http://schemas.microsoft.com/office/word/2015/wordml/symex" xmlns:wpg="http://schemas.microsoft.com/office/word/2010/wordprocessingGroup" xmlns:wpi="http://schemas.microsoft.com/office/word/2010/wordprocessingInk" xmlns:wne="http://schemas.microsoft.com/office/word/2006/wordml" xmlns:wps="http://schemas.microsoft.com/office/word/2010/wordprocessingShape" mc:Ignorable="w14 w15 w16se w16cid w16 w16cex w16sdtdh wp14">
   <w:abstractNum w:abstractNumId="0" w15:restartNumberingAfterBreak="0">
     <w:nsid w:val="02A11C50"/>
     <w:multiLevelType w:val="hybridMultilevel"/>
@@ -3958,6 +2448,119 @@
     </w:lvl>
   </w:abstractNum>
   <w:abstractNum w:abstractNumId="9" w15:restartNumberingAfterBreak="0">
+    <w:nsid w:val="5A45404E"/>
+    <w:multiLevelType w:val="hybridMultilevel"/>
+    <w:tmpl w:val="654A3C76"/>
+    <w:lvl w:ilvl="0" w:tplc="04090003">
+      <w:start w:val="1"/>
+      <w:numFmt w:val="bullet"/>
+      <w:lvlText w:val=""/>
+      <w:lvlJc w:val="left"/>
+      <w:pPr>
+        <w:ind w:left="764" w:hanging="480"/>
+      </w:pPr>
+      <w:rPr>
+        <w:rFonts w:ascii="Wingdings" w:hAnsi="Wingdings" w:hint="default"/>
+      </w:rPr>
+    </w:lvl>
+    <w:lvl w:ilvl="1" w:tplc="04090003" w:tentative="1">
+      <w:start w:val="1"/>
+      <w:numFmt w:val="bullet"/>
+      <w:lvlText w:val=""/>
+      <w:lvlJc w:val="left"/>
+      <w:pPr>
+        <w:ind w:left="1244" w:hanging="480"/>
+      </w:pPr>
+      <w:rPr>
+        <w:rFonts w:ascii="Wingdings" w:hAnsi="Wingdings" w:hint="default"/>
+      </w:rPr>
+    </w:lvl>
+    <w:lvl w:ilvl="2" w:tplc="04090005" w:tentative="1">
+      <w:start w:val="1"/>
+      <w:numFmt w:val="bullet"/>
+      <w:lvlText w:val=""/>
+      <w:lvlJc w:val="left"/>
+      <w:pPr>
+        <w:ind w:left="1724" w:hanging="480"/>
+      </w:pPr>
+      <w:rPr>
+        <w:rFonts w:ascii="Wingdings" w:hAnsi="Wingdings" w:hint="default"/>
+      </w:rPr>
+    </w:lvl>
+    <w:lvl w:ilvl="3" w:tplc="04090001" w:tentative="1">
+      <w:start w:val="1"/>
+      <w:numFmt w:val="bullet"/>
+      <w:lvlText w:val=""/>
+      <w:lvlJc w:val="left"/>
+      <w:pPr>
+        <w:ind w:left="2204" w:hanging="480"/>
+      </w:pPr>
+      <w:rPr>
+        <w:rFonts w:ascii="Wingdings" w:hAnsi="Wingdings" w:hint="default"/>
+      </w:rPr>
+    </w:lvl>
+    <w:lvl w:ilvl="4" w:tplc="04090003" w:tentative="1">
+      <w:start w:val="1"/>
+      <w:numFmt w:val="bullet"/>
+      <w:lvlText w:val=""/>
+      <w:lvlJc w:val="left"/>
+      <w:pPr>
+        <w:ind w:left="2684" w:hanging="480"/>
+      </w:pPr>
+      <w:rPr>
+        <w:rFonts w:ascii="Wingdings" w:hAnsi="Wingdings" w:hint="default"/>
+      </w:rPr>
+    </w:lvl>
+    <w:lvl w:ilvl="5" w:tplc="04090005" w:tentative="1">
+      <w:start w:val="1"/>
+      <w:numFmt w:val="bullet"/>
+      <w:lvlText w:val=""/>
+      <w:lvlJc w:val="left"/>
+      <w:pPr>
+        <w:ind w:left="3164" w:hanging="480"/>
+      </w:pPr>
+      <w:rPr>
+        <w:rFonts w:ascii="Wingdings" w:hAnsi="Wingdings" w:hint="default"/>
+      </w:rPr>
+    </w:lvl>
+    <w:lvl w:ilvl="6" w:tplc="04090001" w:tentative="1">
+      <w:start w:val="1"/>
+      <w:numFmt w:val="bullet"/>
+      <w:lvlText w:val=""/>
+      <w:lvlJc w:val="left"/>
+      <w:pPr>
+        <w:ind w:left="3644" w:hanging="480"/>
+      </w:pPr>
+      <w:rPr>
+        <w:rFonts w:ascii="Wingdings" w:hAnsi="Wingdings" w:hint="default"/>
+      </w:rPr>
+    </w:lvl>
+    <w:lvl w:ilvl="7" w:tplc="04090003" w:tentative="1">
+      <w:start w:val="1"/>
+      <w:numFmt w:val="bullet"/>
+      <w:lvlText w:val=""/>
+      <w:lvlJc w:val="left"/>
+      <w:pPr>
+        <w:ind w:left="4124" w:hanging="480"/>
+      </w:pPr>
+      <w:rPr>
+        <w:rFonts w:ascii="Wingdings" w:hAnsi="Wingdings" w:hint="default"/>
+      </w:rPr>
+    </w:lvl>
+    <w:lvl w:ilvl="8" w:tplc="04090005" w:tentative="1">
+      <w:start w:val="1"/>
+      <w:numFmt w:val="bullet"/>
+      <w:lvlText w:val=""/>
+      <w:lvlJc w:val="left"/>
+      <w:pPr>
+        <w:ind w:left="4604" w:hanging="480"/>
+      </w:pPr>
+      <w:rPr>
+        <w:rFonts w:ascii="Wingdings" w:hAnsi="Wingdings" w:hint="default"/>
+      </w:rPr>
+    </w:lvl>
+  </w:abstractNum>
+  <w:abstractNum w:abstractNumId="10" w15:restartNumberingAfterBreak="0">
     <w:nsid w:val="606F411A"/>
     <w:multiLevelType w:val="hybridMultilevel"/>
     <w:tmpl w:val="92A8A1E2"/>
@@ -4070,7 +2673,7 @@
       </w:rPr>
     </w:lvl>
   </w:abstractNum>
-  <w:abstractNum w:abstractNumId="10" w15:restartNumberingAfterBreak="0">
+  <w:abstractNum w:abstractNumId="11" w15:restartNumberingAfterBreak="0">
     <w:nsid w:val="60793F8E"/>
     <w:multiLevelType w:val="hybridMultilevel"/>
     <w:tmpl w:val="BD1437BA"/>
@@ -4183,7 +2786,120 @@
       </w:rPr>
     </w:lvl>
   </w:abstractNum>
-  <w:abstractNum w:abstractNumId="11" w15:restartNumberingAfterBreak="0">
+  <w:abstractNum w:abstractNumId="12" w15:restartNumberingAfterBreak="0">
+    <w:nsid w:val="611D64FE"/>
+    <w:multiLevelType w:val="hybridMultilevel"/>
+    <w:tmpl w:val="6B866048"/>
+    <w:lvl w:ilvl="0" w:tplc="04090003">
+      <w:start w:val="1"/>
+      <w:numFmt w:val="bullet"/>
+      <w:lvlText w:val=""/>
+      <w:lvlJc w:val="left"/>
+      <w:pPr>
+        <w:ind w:left="960" w:hanging="480"/>
+      </w:pPr>
+      <w:rPr>
+        <w:rFonts w:ascii="Wingdings" w:hAnsi="Wingdings" w:hint="default"/>
+      </w:rPr>
+    </w:lvl>
+    <w:lvl w:ilvl="1" w:tplc="04090003" w:tentative="1">
+      <w:start w:val="1"/>
+      <w:numFmt w:val="bullet"/>
+      <w:lvlText w:val=""/>
+      <w:lvlJc w:val="left"/>
+      <w:pPr>
+        <w:ind w:left="1440" w:hanging="480"/>
+      </w:pPr>
+      <w:rPr>
+        <w:rFonts w:ascii="Wingdings" w:hAnsi="Wingdings" w:hint="default"/>
+      </w:rPr>
+    </w:lvl>
+    <w:lvl w:ilvl="2" w:tplc="04090005" w:tentative="1">
+      <w:start w:val="1"/>
+      <w:numFmt w:val="bullet"/>
+      <w:lvlText w:val=""/>
+      <w:lvlJc w:val="left"/>
+      <w:pPr>
+        <w:ind w:left="1920" w:hanging="480"/>
+      </w:pPr>
+      <w:rPr>
+        <w:rFonts w:ascii="Wingdings" w:hAnsi="Wingdings" w:hint="default"/>
+      </w:rPr>
+    </w:lvl>
+    <w:lvl w:ilvl="3" w:tplc="04090001" w:tentative="1">
+      <w:start w:val="1"/>
+      <w:numFmt w:val="bullet"/>
+      <w:lvlText w:val=""/>
+      <w:lvlJc w:val="left"/>
+      <w:pPr>
+        <w:ind w:left="2400" w:hanging="480"/>
+      </w:pPr>
+      <w:rPr>
+        <w:rFonts w:ascii="Wingdings" w:hAnsi="Wingdings" w:hint="default"/>
+      </w:rPr>
+    </w:lvl>
+    <w:lvl w:ilvl="4" w:tplc="04090003" w:tentative="1">
+      <w:start w:val="1"/>
+      <w:numFmt w:val="bullet"/>
+      <w:lvlText w:val=""/>
+      <w:lvlJc w:val="left"/>
+      <w:pPr>
+        <w:ind w:left="2880" w:hanging="480"/>
+      </w:pPr>
+      <w:rPr>
+        <w:rFonts w:ascii="Wingdings" w:hAnsi="Wingdings" w:hint="default"/>
+      </w:rPr>
+    </w:lvl>
+    <w:lvl w:ilvl="5" w:tplc="04090005" w:tentative="1">
+      <w:start w:val="1"/>
+      <w:numFmt w:val="bullet"/>
+      <w:lvlText w:val=""/>
+      <w:lvlJc w:val="left"/>
+      <w:pPr>
+        <w:ind w:left="3360" w:hanging="480"/>
+      </w:pPr>
+      <w:rPr>
+        <w:rFonts w:ascii="Wingdings" w:hAnsi="Wingdings" w:hint="default"/>
+      </w:rPr>
+    </w:lvl>
+    <w:lvl w:ilvl="6" w:tplc="04090001" w:tentative="1">
+      <w:start w:val="1"/>
+      <w:numFmt w:val="bullet"/>
+      <w:lvlText w:val=""/>
+      <w:lvlJc w:val="left"/>
+      <w:pPr>
+        <w:ind w:left="3840" w:hanging="480"/>
+      </w:pPr>
+      <w:rPr>
+        <w:rFonts w:ascii="Wingdings" w:hAnsi="Wingdings" w:hint="default"/>
+      </w:rPr>
+    </w:lvl>
+    <w:lvl w:ilvl="7" w:tplc="04090003" w:tentative="1">
+      <w:start w:val="1"/>
+      <w:numFmt w:val="bullet"/>
+      <w:lvlText w:val=""/>
+      <w:lvlJc w:val="left"/>
+      <w:pPr>
+        <w:ind w:left="4320" w:hanging="480"/>
+      </w:pPr>
+      <w:rPr>
+        <w:rFonts w:ascii="Wingdings" w:hAnsi="Wingdings" w:hint="default"/>
+      </w:rPr>
+    </w:lvl>
+    <w:lvl w:ilvl="8" w:tplc="04090005" w:tentative="1">
+      <w:start w:val="1"/>
+      <w:numFmt w:val="bullet"/>
+      <w:lvlText w:val=""/>
+      <w:lvlJc w:val="left"/>
+      <w:pPr>
+        <w:ind w:left="4800" w:hanging="480"/>
+      </w:pPr>
+      <w:rPr>
+        <w:rFonts w:ascii="Wingdings" w:hAnsi="Wingdings" w:hint="default"/>
+      </w:rPr>
+    </w:lvl>
+  </w:abstractNum>
+  <w:abstractNum w:abstractNumId="13" w15:restartNumberingAfterBreak="0">
     <w:nsid w:val="770B3824"/>
     <w:multiLevelType w:val="hybridMultilevel"/>
     <w:tmpl w:val="DC38D608"/>
@@ -4296,7 +3012,7 @@
       </w:rPr>
     </w:lvl>
   </w:abstractNum>
-  <w:abstractNum w:abstractNumId="12" w15:restartNumberingAfterBreak="0">
+  <w:abstractNum w:abstractNumId="14" w15:restartNumberingAfterBreak="0">
     <w:nsid w:val="7C150D29"/>
     <w:multiLevelType w:val="hybridMultilevel"/>
     <w:tmpl w:val="0A443EB8"/>
@@ -4385,44 +3101,50 @@
       </w:pPr>
     </w:lvl>
   </w:abstractNum>
-  <w:num w:numId="1" w16cid:durableId="1537961882">
+  <w:num w:numId="1">
+    <w:abstractNumId w:val="11"/>
+  </w:num>
+  <w:num w:numId="2">
+    <w:abstractNumId w:val="2"/>
+  </w:num>
+  <w:num w:numId="3">
+    <w:abstractNumId w:val="0"/>
+  </w:num>
+  <w:num w:numId="4">
+    <w:abstractNumId w:val="5"/>
+  </w:num>
+  <w:num w:numId="5">
+    <w:abstractNumId w:val="7"/>
+  </w:num>
+  <w:num w:numId="6">
+    <w:abstractNumId w:val="13"/>
+  </w:num>
+  <w:num w:numId="7">
+    <w:abstractNumId w:val="1"/>
+  </w:num>
+  <w:num w:numId="8">
+    <w:abstractNumId w:val="8"/>
+  </w:num>
+  <w:num w:numId="9">
     <w:abstractNumId w:val="10"/>
   </w:num>
-  <w:num w:numId="2" w16cid:durableId="1179537631">
-    <w:abstractNumId w:val="2"/>
-  </w:num>
-  <w:num w:numId="3" w16cid:durableId="1477651084">
-    <w:abstractNumId w:val="0"/>
-  </w:num>
-  <w:num w:numId="4" w16cid:durableId="49696180">
-    <w:abstractNumId w:val="5"/>
-  </w:num>
-  <w:num w:numId="5" w16cid:durableId="754084553">
-    <w:abstractNumId w:val="7"/>
-  </w:num>
-  <w:num w:numId="6" w16cid:durableId="2042316707">
-    <w:abstractNumId w:val="11"/>
-  </w:num>
-  <w:num w:numId="7" w16cid:durableId="1750037698">
-    <w:abstractNumId w:val="1"/>
-  </w:num>
-  <w:num w:numId="8" w16cid:durableId="63914787">
-    <w:abstractNumId w:val="8"/>
-  </w:num>
-  <w:num w:numId="9" w16cid:durableId="1971519727">
-    <w:abstractNumId w:val="9"/>
-  </w:num>
-  <w:num w:numId="10" w16cid:durableId="247887124">
+  <w:num w:numId="10">
     <w:abstractNumId w:val="4"/>
   </w:num>
-  <w:num w:numId="11" w16cid:durableId="2042706237">
+  <w:num w:numId="11">
     <w:abstractNumId w:val="6"/>
   </w:num>
-  <w:num w:numId="12" w16cid:durableId="487864861">
+  <w:num w:numId="12">
     <w:abstractNumId w:val="3"/>
   </w:num>
-  <w:num w:numId="13" w16cid:durableId="47847788">
+  <w:num w:numId="13">
+    <w:abstractNumId w:val="14"/>
+  </w:num>
+  <w:num w:numId="14">
     <w:abstractNumId w:val="12"/>
+  </w:num>
+  <w:num w:numId="15">
+    <w:abstractNumId w:val="9"/>
   </w:num>
 </w:numbering>
 </file>
